--- a/4A_繁衍地球化學與水文干擾.docx
+++ b/4A_繁衍地球化學與水文干擾.docx
@@ -3,6 +3,69 @@
 <w:document xmlns:mc="http://schemas.openxmlformats.org/markup-compatibility/2006" xmlns:o="urn:schemas-microsoft-com:office:office" xmlns:r="http://schemas.openxmlformats.org/officeDocument/2006/relationships" xmlns:m="http://schemas.openxmlformats.org/officeDocument/2006/math" xmlns:v="urn:schemas-microsoft-com:vml" xmlns:wp="http://schemas.openxmlformats.org/drawingml/2006/wordprocessingDrawing" xmlns:w10="urn:schemas-microsoft-com:office:word" xmlns:w="http://schemas.openxmlformats.org/wordprocessingml/2006/main" xmlns:wne="http://schemas.microsoft.com/office/word/2006/wordml" xmlns:sl="http://schemas.openxmlformats.org/schemaLibrary/2006/main" xmlns:a="http://schemas.openxmlformats.org/drawingml/2006/main" xmlns:pic="http://schemas.openxmlformats.org/drawingml/2006/picture" xmlns:c="http://schemas.openxmlformats.org/drawingml/2006/chart" xmlns:lc="http://schemas.openxmlformats.org/drawingml/2006/lockedCanvas" xmlns:dgm="http://schemas.openxmlformats.org/drawingml/2006/diagram" xmlns:wps="http://schemas.microsoft.com/office/word/2010/wordprocessingShape" xmlns:wpg="http://schemas.microsoft.com/office/word/2010/wordprocessingGroup" xmlns:w14="http://schemas.microsoft.com/office/word/2010/wordml" xmlns:w15="http://schemas.microsoft.com/office/word/2012/wordml" xmlns:w16="http://schemas.microsoft.com/office/word/2018/wordml" xmlns:w16cex="http://schemas.microsoft.com/office/word/2018/wordml/cex" xmlns:w16cid="http://schemas.microsoft.com/office/word/2016/wordml/cid" xmlns="http://schemas.microsoft.com/office/tasks/2019/documenttasks" xmlns:cr="http://schemas.microsoft.com/office/comments/2020/reactions">
   <w:body>
     <w:p>
+      <w:pPr/>
+      <w:r>
+        <w:rPr/>
+        <w:t xml:space="preserve">---</w:t>
+      </w:r>
+    </w:p>
+    <w:p>
+      <w:pPr/>
+      <w:r>
+        <w:rPr/>
+        <w:t xml:space="preserve">Title: 卷 4A：台灣大嘴黑鱸繁衍地球化學與水文干擾</w:t>
+      </w:r>
+    </w:p>
+    <w:p>
+      <w:pPr/>
+      <w:r>
+        <w:rPr/>
+        <w:t xml:space="preserve">Volume_ID: 4A</w:t>
+      </w:r>
+    </w:p>
+    <w:p>
+      <w:pPr/>
+      <w:r>
+        <w:rPr/>
+        <w:t xml:space="preserve">Upstream_Required: 0B_南北成土母質與地球化學基底、0D_基底資料矩陣與極端事件整合（4A Carry_Forward_To_4B 為核心輸入）</w:t>
+      </w:r>
+    </w:p>
+    <w:p>
+      <w:pPr/>
+      <w:r>
+        <w:rPr/>
+        <w:t xml:space="preserve">Core_Parameters: 精子游速 μm/s、Fick's Law 氧氣擴散通量、孵化率差異 %、水位驟降棄巢閾值 cm/day、寒流復原度日 Degree-Days</w:t>
+      </w:r>
+    </w:p>
+    <w:p>
+      <w:pPr/>
+      <w:r>
+        <w:rPr/>
+        <w:t xml:space="preserve">Key_Mechanisms: pH梯度精子動力學、高嶺石泥殼窒息、水位驟降棄巢、H₂S/Fe²⁺毒理、寒流度日恢復</w:t>
+      </w:r>
+    </w:p>
+    <w:p>
+      <w:pPr/>
+      <w:r>
+        <w:rPr/>
+        <w:t xml:space="preserve">Version: v1.0（Gemini Deep Research 初版 ＋ 結構補強補丁）</w:t>
+      </w:r>
+    </w:p>
+    <w:p>
+      <w:pPr/>
+      <w:r>
+        <w:rPr/>
+        <w:t xml:space="preserve">Carry_Forward_To: 4B_棲位競爭、容載量與護巢防禦</w:t>
+      </w:r>
+    </w:p>
+    <w:p>
+      <w:pPr/>
+      <w:r>
+        <w:rPr/>
+        <w:t xml:space="preserve">---</w:t>
+      </w:r>
+    </w:p>
+    <w:p>
       <w:pPr>
         <w:pStyle w:val="Heading1"/>
         <w:pBdr>
@@ -30,7 +93,6 @@
     </w:p>
     <w:p>
       <w:pPr>
-        <w:pStyle w:val="Heading2"/>
         <w:pBdr>
           <w:top w:space="0" w:sz="0" w:val="nil"/>
           <w:left w:space="0" w:sz="0" w:val="nil"/>
@@ -45,11 +107,7 @@
           <w:color w:val="1f1f1f"/>
         </w:rPr>
       </w:pPr>
-      <w:r>
-        <w:pict>
-          <v:rect style="width:0.0pt;height:1.5pt" o:hr="t" o:hrstd="t" o:hralign="center" fillcolor="#A0A0A0" stroked="f"/>
-        </w:pict>
-      </w:r>
+      <w:r/>
       <w:r>
         <w:rPr>
           <w:rFonts w:ascii="Google Sans" w:cs="Google Sans" w:eastAsia="Google Sans" w:hAnsi="Google Sans"/>
@@ -62,15 +120,13 @@
           <w:szCs w:val="36"/>
           <w:rtl w:val="0"/>
         </w:rPr>
-        <w:t xml:space="preserve">Metadata</w:t>
-      </w:r>
-      <w:r>
-        <w:rPr>
-          <w:rFonts w:ascii="Google Sans" w:cs="Google Sans" w:eastAsia="Google Sans" w:hAnsi="Google Sans"/>
-          <w:color w:val="1f1f1f"/>
-          <w:rtl w:val="0"/>
-        </w:rPr>
-        <w:t xml:space="preserve"> Title: 卷 4A：台灣大嘴黑鱸繁衍地球化學與水文干擾 Volume_ID: 4A Upstream_Required: 0B_南北成土母質與地球化學基底, 0D_基底資料矩陣與極端事件整合 Core_Parameters: 精子游速 (μm/s)、Fick's Law 氧氣擴散通量、泥底/礫石巢孵化率差異 (%)、水位驟降棄巢閾值 (cm/day)、寒流復原度日 (Degree-days)、H₂S/Fe²⁺ 毒理學 LC50 劑量-反應 Key_Mechanisms: 生殖細胞微環境適應、物理屏障與擴散阻力、極端氣候強迫生殖中斷、底棲毒理去毒機制</w:t>
+      </w:r>
+      <w:r>
+        <w:rPr>
+          <w:rFonts w:ascii="Google Sans" w:cs="Google Sans" w:eastAsia="Google Sans" w:hAnsi="Google Sans"/>
+          <w:color w:val="1f1f1f"/>
+          <w:rtl w:val="0"/>
+        </w:rPr>
       </w:r>
     </w:p>
     <w:p>
@@ -8101,7 +8157,7 @@
           <w:color w:val="1f1f1f"/>
           <w:rtl w:val="0"/>
         </w:rPr>
-        <w:t xml:space="preserve">獨立區塊三：Volume4A_Findings (白皮書量化發現)</w:t>
+        <w:t>獨立區塊三：4A_Findings (白皮書量化發現)</w:t>
       </w:r>
     </w:p>
     <w:p>
@@ -8154,7 +8210,7 @@
           <w:color w:val="1f1f1f"/>
           <w:rtl w:val="0"/>
         </w:rPr>
-        <w:t xml:space="preserve">[V4A-01][pH 梯度與精子動力學]</w:t>
+        <w:t>[4A-01][pH 梯度與精子動力學]</w:t>
       </w:r>
       <w:r>
         <w:rPr>
@@ -8246,7 +8302,7 @@
           <w:color w:val="1f1f1f"/>
           <w:rtl w:val="0"/>
         </w:rPr>
-        <w:t xml:space="preserve">。</w:t>
+        <w:t>。｜[信心等級：高]</w:t>
       </w:r>
     </w:p>
     <w:p>
@@ -8274,7 +8330,7 @@
           <w:color w:val="1f1f1f"/>
           <w:rtl w:val="0"/>
         </w:rPr>
-        <w:t xml:space="preserve">[V4A-02][極育土腐植酸緩衝容量防護]</w:t>
+        <w:t>[4A-02][極育土腐植酸緩衝容量防護]</w:t>
       </w:r>
       <w:r>
         <w:rPr>
@@ -8301,7 +8357,7 @@
           <w:color w:val="1f1f1f"/>
           <w:rtl w:val="0"/>
         </w:rPr>
-        <w:t xml:space="preserve">。</w:t>
+        <w:t>。｜[信心等級：中]</w:t>
       </w:r>
     </w:p>
     <w:p>
@@ -8329,7 +8385,7 @@
           <w:color w:val="1f1f1f"/>
           <w:rtl w:val="0"/>
         </w:rPr>
-        <w:t xml:space="preserve">[V4A-03][產卵巢幾何尺寸與底質選擇]</w:t>
+        <w:t>[4A-03][產卵巢幾何尺寸與底質選擇]</w:t>
       </w:r>
       <w:r>
         <w:rPr>
@@ -8356,7 +8412,7 @@
           <w:color w:val="1f1f1f"/>
           <w:rtl w:val="0"/>
         </w:rPr>
-        <w:t xml:space="preserve">。</w:t>
+        <w:t>。｜[信心等級：高]</w:t>
       </w:r>
     </w:p>
     <w:p>
@@ -8384,7 +8440,7 @@
           <w:color w:val="1f1f1f"/>
           <w:rtl w:val="0"/>
         </w:rPr>
-        <w:t xml:space="preserve">[V4A-04][底質物理學與孵化成功率 (%) 斷層差異]</w:t>
+        <w:t>[4A-04][底質物理學與孵化成功率 (%) 斷層差異]</w:t>
       </w:r>
       <w:r>
         <w:rPr>
@@ -8430,7 +8486,7 @@
           <w:color w:val="1f1f1f"/>
           <w:rtl w:val="0"/>
         </w:rPr>
-        <w:t xml:space="preserve">。</w:t>
+        <w:t>。｜[信心等級：高]</w:t>
       </w:r>
     </w:p>
     <w:p>
@@ -8458,7 +8514,7 @@
           <w:color w:val="1f1f1f"/>
           <w:rtl w:val="0"/>
         </w:rPr>
-        <w:t xml:space="preserve">[V4A-05][卵附著強度與抗剪應力]</w:t>
+        <w:t>[4A-05][卵附著強度與抗剪應力]</w:t>
       </w:r>
       <w:r>
         <w:rPr>
@@ -8485,7 +8541,7 @@
           <w:color w:val="1f1f1f"/>
           <w:rtl w:val="0"/>
         </w:rPr>
-        <w:t xml:space="preserve">。</w:t>
+        <w:t>。｜[信心等級：中]</w:t>
       </w:r>
     </w:p>
     <w:p>
@@ -8513,7 +8569,7 @@
           <w:color w:val="1f1f1f"/>
           <w:rtl w:val="0"/>
         </w:rPr>
-        <w:t xml:space="preserve">[V4A-06][微環境水流沖毀閾值]</w:t>
+        <w:t>[4A-06][微環境水流沖毀閾值]</w:t>
       </w:r>
       <w:r>
         <w:rPr>
@@ -8540,7 +8596,7 @@
           <w:color w:val="1f1f1f"/>
           <w:rtl w:val="0"/>
         </w:rPr>
-        <w:t xml:space="preserve">。</w:t>
+        <w:t>。｜[信心等級：中]</w:t>
       </w:r>
     </w:p>
     <w:p>
@@ -8568,7 +8624,7 @@
           <w:color w:val="1f1f1f"/>
           <w:rtl w:val="0"/>
         </w:rPr>
-        <w:t xml:space="preserve">[V4A-07][菲克擴散定律與高嶺石泥殼窒息]</w:t>
+        <w:t>[4A-07][菲克擴散定律與高嶺石泥殼窒息]</w:t>
       </w:r>
       <w:r>
         <w:rPr>
@@ -8779,7 +8835,7 @@
           <w:color w:val="1f1f1f"/>
           <w:rtl w:val="0"/>
         </w:rPr>
-        <w:t xml:space="preserve">。</w:t>
+        <w:t>。｜[信心等級：中]</w:t>
       </w:r>
     </w:p>
     <w:p>
@@ -8807,7 +8863,7 @@
           <w:color w:val="1f1f1f"/>
           <w:rtl w:val="0"/>
         </w:rPr>
-        <w:t xml:space="preserve">[V4A-08][寒流驟降生理抑制與度日復原模型]</w:t>
+        <w:t>[4A-08][寒流驟降生理抑制與度日復原模型]</w:t>
       </w:r>
       <w:r>
         <w:rPr>
@@ -8853,7 +8909,7 @@
           <w:color w:val="1f1f1f"/>
           <w:rtl w:val="0"/>
         </w:rPr>
-        <w:t xml:space="preserve">。</w:t>
+        <w:t>。｜[信心等級：中]</w:t>
       </w:r>
     </w:p>
     <w:p>
@@ -8881,7 +8937,7 @@
           <w:color w:val="1f1f1f"/>
           <w:rtl w:val="0"/>
         </w:rPr>
-        <w:t xml:space="preserve">[V4A-09][水位驟降與雄魚棄巢力學閾值]</w:t>
+        <w:t>[4A-09][水位驟降與雄魚棄巢力學閾值]</w:t>
       </w:r>
       <w:r>
         <w:rPr>
@@ -8927,7 +8983,7 @@
           <w:color w:val="1f1f1f"/>
           <w:rtl w:val="0"/>
         </w:rPr>
-        <w:t xml:space="preserve">。</w:t>
+        <w:t>。｜[信心等級：中]</w:t>
       </w:r>
     </w:p>
     <w:p>
@@ -8955,7 +9011,7 @@
           <w:color w:val="1f1f1f"/>
           <w:rtl w:val="0"/>
         </w:rPr>
-        <w:t xml:space="preserve">[V4A-10]</w:t>
+        <w:t>[4A-10][H₂S毒理與稚魚急性致死]</w:t>
       </w:r>
       <w:r>
         <w:rPr>
@@ -9001,7 +9057,7 @@
           <w:color w:val="1f1f1f"/>
           <w:rtl w:val="0"/>
         </w:rPr>
-        <w:t xml:space="preserve">。</w:t>
+        <w:t>。｜[信心等級：高]</w:t>
       </w:r>
     </w:p>
     <w:p>
@@ -9029,7 +9085,7 @@
           <w:color w:val="1f1f1f"/>
           <w:rtl w:val="0"/>
         </w:rPr>
-        <w:t xml:space="preserve">[V4A-11][Fe²⁺ 毒性 LC50 與物理窒息效應]</w:t>
+        <w:t>[4A-11][Fe²⁺ 毒性 LC50 與物理窒息效應]</w:t>
       </w:r>
       <w:r>
         <w:rPr>
@@ -9121,7 +9177,7 @@
           <w:color w:val="1f1f1f"/>
           <w:rtl w:val="0"/>
         </w:rPr>
-        <w:t xml:space="preserve">。</w:t>
+        <w:t>。｜[信心等級：高]</w:t>
       </w:r>
     </w:p>
     <w:p>
@@ -9149,7 +9205,7 @@
           <w:color w:val="1f1f1f"/>
           <w:rtl w:val="0"/>
         </w:rPr>
-        <w:t xml:space="preserve">[V4A-12][水生植物根際之化學去毒機制]</w:t>
+        <w:t>[4A-12][水生植物根際之化學去毒機制]</w:t>
       </w:r>
       <w:r>
         <w:rPr>
@@ -9268,7 +9324,7 @@
           <w:color w:val="1f1f1f"/>
           <w:rtl w:val="0"/>
         </w:rPr>
-        <w:t xml:space="preserve">。</w:t>
+        <w:t>。｜[信心等級：中]</w:t>
       </w:r>
     </w:p>
     <w:p>
@@ -9289,7 +9345,7 @@
         <w:ind w:left="570" w:hanging="360"/>
       </w:pPr>
       <w:r>
-        <w:t xml:space="preserve">[V4A-13][枯死水草替代基底卵附著特性]：大嘴黑鱸受精卵附著於枯死水草（菹草、水蘊草等）替代基底時，因莖葉表皮降解及生物膜滑移效應，有效抗剪應力估算為 1,200–1,500 dyne/cm²，較砂礫硬底質（3,000 dyne/cm²）衰減 50–60%（基於枯死植物表皮降解與生物膜滑移理論之推測）。實測中位數卵密度約 8.20 卵/cm²（中位數巢穴卵數 15,000 粒 / 有效附著面積約 1,829 cm²，依 Robinson (2017) 反推）；卵密度超過 10–12 卵/cm² 時，內層魚卵因物理性堆疊導致 Fick's Law 擴散通量崩潰，結合枯死水草持續耗氧腐敗，估算孵化率折損超過 50%（基於 Fick's Law 物理阻斷理論之推測）。</w:t>
+        <w:t>[4A-13][枯死水草替代基底卵附著特性]：大嘴黑鱸受精卵附著於枯死水草（菹草、水蘊草等）替代基底時，因莖葉表皮降解及生物膜滑移效應，有效抗剪應力估算為 1,200–1,500 dyne/cm²，較砂礫硬底質（3,000 dyne/cm²）衰減 50–60%（基於枯死植物表皮降解與生物膜滑移理論之推測）。實測中位數卵密度約 8.20 卵/cm²（中位數巢穴卵數 15,000 粒 / 有效附著面積約 1,829 cm²，依 Robinson (2017) 反推）；卵密度超過 10–12 卵/cm² 時，內層魚卵因物理性堆疊導致 Fick's Law 擴散通量崩潰，結合枯死水草持續耗氧腐敗，估算孵化率折損超過 50%（基於 Fick's Law 物理阻斷理論之推測）。｜[信心等級：低]</w:t>
       </w:r>
     </w:p>
     <w:p>
@@ -9381,7 +9437,7 @@
           <w:color w:val="1f1f1f"/>
           <w:rtl w:val="0"/>
         </w:rPr>
-        <w:t xml:space="preserve">：(a) 參數類型：生理熱力學參數；(b) 產卵活動溫度閾值 15.5–22.5°C，寒流降溫復原常數 = 1 degree-day/°C drop (每降1°C需1日復原)；(c) 適用模型：族群年度產卵排程延遲估算與首年稚魚生長季壓縮模型；(d) 引用編號：V4A-08</w:t>
+        <w:t>：(a) 參數類型：生理熱力學參數；(b) 產卵活動溫度閾值 15.5–22.5°C，寒流降溫復原常數 = 1 degree-day/°C drop (每降1°C需1日復原)；(c) 適用模型：族群年度產卵排程延遲估算與首年稚魚生長季壓縮模型；(d) 引用編號：4A-08</w:t>
       </w:r>
     </w:p>
     <w:p>
@@ -9417,7 +9473,7 @@
           <w:color w:val="1f1f1f"/>
           <w:rtl w:val="0"/>
         </w:rPr>
-        <w:t xml:space="preserve">：(a) 參數類型：生態工程學參數；(b) 砂礫/岩石/健康植物根系巢 = 90% 基準孵化存活率，軟底泥 (Soft mud) 巢 = &lt;20% 孵化存活率；(c) 適用模型：水庫不同底質棲地分區之初始魚苗絕對招募量 (Recruitment pool) 計算；(d) 引用編號：V4A-04</w:t>
+        <w:t>：(a) 參數類型：生態工程學參數；(b) 砂礫/岩石/健康植物根系巢 = 90% 基準孵化存活率，軟底泥 (Soft mud) 巢 = &lt;20% 孵化存活率；(c) 適用模型：水庫不同底質棲地分區之初始魚苗絕對招募量 (Recruitment pool) 計算；(d) 引用編號：4A-04</w:t>
       </w:r>
     </w:p>
     <w:p>
@@ -9453,7 +9509,7 @@
           <w:color w:val="1f1f1f"/>
           <w:rtl w:val="0"/>
         </w:rPr>
-        <w:t xml:space="preserve">：(a) 參數類型：流體動力學參數；(b) 最佳微型流速 0–3.0 cm/s，巢穴與卵粒物理毀滅閾值 &gt;6.0 cm/s；(c) 適用模型：極端暴雨地表逕流或水庫洩洪引發淺水漫流對繁衍破壞力之量化評估；(d) 引用編號：V4A-06</w:t>
+        <w:t>：(a) 參數類型：流體動力學參數；(b) 最佳微型流速 0–3.0 cm/s，巢穴與卵粒物理毀滅閾值 &gt;6.0 cm/s；(c) 適用模型：極端暴雨地表逕流或水庫洩洪引發淺水漫流對繁衍破壞力之量化評估；(d) 引用編號：4A-06</w:t>
       </w:r>
     </w:p>
     <w:p>
@@ -9489,7 +9545,7 @@
           <w:color w:val="1f1f1f"/>
           <w:rtl w:val="0"/>
         </w:rPr>
-        <w:t xml:space="preserve">：(a) 參數類型：物理力學參數；(b) 正常發育沉性卵抗剪應力高達 3000 dynes/cm²；(c) 適用模型：波浪擾動或颱風水動力衝擊下卵粒剝離流失率演算；(d) 引用編號：V4A-05</w:t>
+        <w:t>：(a) 參數類型：物理力學參數；(b) 正常發育沉性卵抗剪應力高達 3000 dynes/cm²；(c) 適用模型：波浪擾動或颱風水動力衝擊下卵粒剝離流失率演算；(d) 引用編號：4A-05</w:t>
       </w:r>
     </w:p>
     <w:p>
@@ -9510,7 +9566,7 @@
         <w:ind w:left="570" w:hanging="360"/>
       </w:pPr>
       <w:r>
-        <w:t xml:space="preserve">[水位驟降棄巢心理物理閾值]：(a) 參數類型：生殖行為學參數；(b) 急性棄巢閾值：下降速率 &gt; 5 cm/day 或巢穴水深 &lt; 0.3 m；慢性蒸發速率（南部旱季）：淨虧損約 2 cm/week（基於 0D 所示 80 mm/month 淨水分虧損推算），若產卵初期淺水巢穴水深為 0.5 m，約 10 週即達 &lt; 0.3 m 曝露閾值，恰與整個產卵窗口期高度重疊；(c) 適用模型：南部旱季蒸發導致巢位慢性暴露之概率估算，及農業抽水引發急性族群毀滅率預測；(d) 引用編號：V4A-09</w:t>
+        <w:t>[水位驟降棄巢心理物理閾值]：(a) 參數類型：生殖行為學參數；(b) 急性棄巢閾值：下降速率 &gt; 5 cm/day 或巢穴水深 &lt; 0.3 m；慢性蒸發速率（南部旱季）：淨虧損約 2 cm/week（基於 0D 所示 80 mm/month 淨水分虧損推算），若產卵初期淺水巢穴水深為 0.5 m，約 10 週即達 &lt; 0.3 m 曝露閾值，恰與整個產卵窗口期高度重疊；(c) 適用模型：南部旱季蒸發導致巢位慢性暴露之概率估算，及農業抽水引發急性族群毀滅率預測；(d) 引用編號：4A-09</w:t>
       </w:r>
     </w:p>
     <w:p>
@@ -9536,7 +9592,7 @@
           <w:color w:val="1f1f1f"/>
           <w:rtl w:val="0"/>
         </w:rPr>
-        <w:t xml:space="preserve">****：(a) 參數類型：化學毒理學參數；(b) 稚魚/成魚 96-h LC50 = 0.0297–0.0316 mg/L，產卵完全終止閾值 = 0.0027 mg/L；(c) 適用模型：南部高有機負載池塘夏夜 Eh 崩潰引發稚魚大規模窒息致死率估算；(d) 引用編號：V4A-10</w:t>
+        <w:t>[H₂S 毒理 LC50 與急性致死閾值]：(a) 參數類型：化學毒理學參數；(b) 稚魚/成魚 96-h LC50 = 0.0297–0.0316 mg/L，產卵完全終止閾值 = 0.0027 mg/L；(c) 適用模型：南部高有機負載池塘夏夜 Eh 崩潰引發稚魚大規模窒息致死率估算；(d) 引用編號：4A-10</w:t>
       </w:r>
     </w:p>
     <w:p>
@@ -9573,38 +9629,7 @@
           <w:bCs w:val="1"/>
           <w:color w:val="1f1f1f"/>
         </w:rPr>
-        <w:drawing>
-          <wp:inline distB="19050" distT="19050" distL="19050" distR="19050">
-            <wp:extent cx="404366" cy="231066"/>
-            <wp:effectExtent b="0" l="0" r="0" t="0"/>
-            <wp:docPr id="25" name="image4.png"/>
-            <a:graphic>
-              <a:graphicData uri="http://schemas.openxmlformats.org/drawingml/2006/picture">
-                <pic:pic>
-                  <pic:nvPicPr>
-                    <pic:cNvPr id="0" name="image4.png"/>
-                    <pic:cNvPicPr preferRelativeResize="0"/>
-                  </pic:nvPicPr>
-                  <pic:blipFill>
-                    <a:blip r:embed="rId9"/>
-                    <a:srcRect b="0" l="0" r="0" t="0"/>
-                    <a:stretch>
-                      <a:fillRect/>
-                    </a:stretch>
-                  </pic:blipFill>
-                  <pic:spPr>
-                    <a:xfrm>
-                      <a:off x="0" y="0"/>
-                      <a:ext cx="404366" cy="231066"/>
-                    </a:xfrm>
-                    <a:prstGeom prst="rect"/>
-                    <a:ln/>
-                  </pic:spPr>
-                </pic:pic>
-              </a:graphicData>
-            </a:graphic>
-          </wp:inline>
-        </w:drawing>
+        <w:t>Fe²⁺</w:t>
       </w:r>
       <w:r>
         <w:rPr>
@@ -9622,7 +9647,7 @@
           <w:color w:val="1f1f1f"/>
           <w:rtl w:val="0"/>
         </w:rPr>
-        <w:t xml:space="preserve">：(a) 參數類型：化學毒理學參數；(b) 魚類 96-h LC50 = 28–47 mg/L；(c) 適用模型：北部酸性底泥翻攪導致氫氧化鐵膠體引發稚魚鰓絲融合、機械性窒息及次發感染死亡率運算；(d) 引用編號：V4A-11</w:t>
+        <w:t>：(a) 參數類型：化學毒理學參數；(b) 魚類 96-h LC50 = 28–47 mg/L；(c) 適用模型：北部酸性底泥翻攪導致氫氧化鐵膠體引發稚魚鰓絲融合、機械性窒息及次發感染死亡率運算；(d) 引用編號：4A-11</w:t>
       </w:r>
     </w:p>
     <w:p>
@@ -9658,7 +9683,7 @@
           <w:color w:val="1f1f1f"/>
           <w:rtl w:val="0"/>
         </w:rPr>
-        <w:t xml:space="preserve">：(a) 參數類型：界面擴散化學參數；(b) 高嶺石懸浮濃度 &gt; 139 mg/L 時，孵化率折損至 57.7% 以下；&gt; 500 mg/L 時孵化率降至 &lt; 30%；(c) 適用模型：北部極育土水庫春雨侵襲後泥殼形成對胚胎缺氧悶殺率之量化模型；(d) 引用編號：V4A-07</w:t>
+        <w:t>：(a) 參數類型：界面擴散化學參數；(b) 高嶺石懸浮濃度 &gt; 139 mg/L 時，孵化率折損至 57.7% 以下；&gt; 500 mg/L 時孵化率降至 &lt; 30%；(c) 適用模型：北部極育土水庫春雨侵襲後泥殼形成對胚胎缺氧悶殺率之量化模型；(d) 引用編號：4A-07</w:t>
       </w:r>
     </w:p>
     <w:p>
@@ -9694,7 +9719,7 @@
           <w:color w:val="1f1f1f"/>
           <w:rtl w:val="0"/>
         </w:rPr>
-        <w:t xml:space="preserve">：(a) 參數類型：生殖化學參數；(b) pH 6.5–7.5 最佳游速達 135–140 μm/s；pH 5.5 時受質子壓迫游速跌至 &lt; 50 μm/s；(c) 適用模型：不同水系酸鹼基底對群體初始受精率先天折損之校正參數；(d) 引用編號：V4A-01</w:t>
+        <w:t>：(a) 參數類型：生殖化學參數；(b) pH 6.5–7.5 最佳游速達 135–140 μm/s；pH 5.5 時受質子壓迫游速跌至 &lt; 50 μm/s；(c) 適用模型：不同水系酸鹼基底對群體初始受精率先天折損之校正參數；(d) 引用編號：4A-01</w:t>
       </w:r>
     </w:p>
     <w:p>
@@ -9730,7 +9755,7 @@
           <w:color w:val="1f1f1f"/>
           <w:rtl w:val="0"/>
         </w:rPr>
-        <w:t xml:space="preserve">：(a) 參數類型：緩衝化學參數；(b) 緩衝容量 &gt; 3 mmol L⁻¹ pH⁻¹ 時啟動保護；(c) 適用模型：微酸水域卵膜異常軟化破裂率之保護校正參數；(d) 引用編號：V4A-02</w:t>
+        <w:t>：(a) 參數類型：緩衝化學參數；(b) 緩衝容量 &gt; 3 mmol L⁻¹ pH⁻¹ 時啟動保護；(c) 適用模型：微酸水域卵膜異常軟化破裂率之保護校正參數；(d) 引用編號：4A-02</w:t>
       </w:r>
     </w:p>
     <w:p>
@@ -9751,7 +9776,7 @@
         <w:ind w:left="570" w:hanging="360"/>
       </w:pPr>
       <w:r>
-        <w:t xml:space="preserve">[枯死水草替代基底附著特性]：(a) 參數類型：生態工程學補充參數；(b) 枯死水草基底有效抗剪應力 = 1,200–1,500 dyne/cm²（較砂礫硬底衰減 50–60%），最大安全卵密度 ≤ 10 卵/cm²（超過 12 卵/cm² 時孵化率折損估算 &gt;50%）；(c) 適用模型：台灣埤塘/管理池缺乏砂礫硬底質時，替代基底稚魚招募量（Recruitment pool）折損校正係數；(d) 引用編號：V4A-13</w:t>
+        <w:t>[枯死水草替代基底附著特性]：(a) 參數類型：生態工程學補充參數；(b) 枯死水草基底有效抗剪應力 = 1,200–1,500 dyne/cm²（較砂礫硬底衰減 50–60%），最大安全卵密度 ≤ 10 卵/cm²（超過 12 卵/cm² 時孵化率折損估算 &gt;50%）；(c) 適用模型：台灣埤塘/管理池缺乏砂礫硬底質時，替代基底稚魚招募量（Recruitment pool）折損校正係數；(d) 引用編號：4A-13</w:t>
       </w:r>
     </w:p>
     <w:p>
@@ -11781,6 +11806,34 @@
         <w:rPr>
           <w:rtl w:val="0"/>
         </w:rPr>
+      </w:r>
+    </w:p>
+    <w:p>
+      <w:pPr/>
+      <w:r>
+        <w:rPr/>
+        <w:t xml:space="preserve">Open_Assumptions_4A</w:t>
+      </w:r>
+    </w:p>
+    <w:p>
+      <w:pPr/>
+      <w:r>
+        <w:rPr/>
+        <w:t xml:space="preserve">OA4A-01｜不確定性原因：台灣本土大嘴黑鱸繁殖期巢穴微環境流速實測數據缺乏，6.0 cm/s 臨界閾值源自北美文獻；保守假設值：台灣淺層水庫/農塘風生表層流速在颱風過後可達 8–12 cm/s（超臨界），以此推算巢穴毀損率 &gt; 60%；對下游卷（4B）潛在影響：高流速會強制縮短護巢防禦持續時間，4B 的護巢攻擊模型應以「颱風後棄巢」作為突發事件邊界條件。</w:t>
+      </w:r>
+    </w:p>
+    <w:p>
+      <w:pPr/>
+      <w:r>
+        <w:rPr/>
+        <w:t xml:space="preserve">OA4A-02｜不確定性原因：H₂S 與 Fe²⁺ 毒理閾值引用自非台灣本土魚種（如鯰魚、虹鱒）的 LC50 數據，M. salmoides 在亞熱帶高溫條件下的敏感性可能更高；保守假設值：維持引用值 H₂S LC50 0.0297 mg/L / Fe²⁺ LC50 28 mg/L，但標示南部夏季底質每日釋放量可能已超過此閾值；對下游卷（4B）潛在影響：若實際敏感性更高，4B 中南部農塘的容載量（K 值）估算可能被高估。</w:t>
+      </w:r>
+    </w:p>
+    <w:p>
+      <w:pPr/>
+      <w:r>
+        <w:rPr/>
+        <w:t xml:space="preserve">OA4A-03｜不確定性原因：寒流復原模型的度日常數（Thermal Unit）來自溫帶條件下的繁殖生物學文獻，台灣冬季水溫通常不低於 12°C，復原速度理論上較快；保守假設值：沿用 15°C 基礎溫度計算度日，估算北部翻水後恢復至可產卵水溫（≥15.5°C）需要額外 7–14 天；對下游卷（4B）潛在影響：延長的繁殖中斷期將壓縮 4B 護巢行為的持續天數，影響當年族群補充量估算。</w:t>
       </w:r>
     </w:p>
     <w:sectPr>

--- a/4A_繁衍地球化學與水文干擾.docx
+++ b/4A_繁衍地球化學與水文干擾.docx
@@ -27,7 +27,7 @@
       <w:pPr/>
       <w:r>
         <w:rPr/>
-        <w:t xml:space="preserve">Upstream_Required: 0B_南北成土母質與地球化學基底、0D_基底資料矩陣與極端事件整合（4A Carry_Forward_To_4B 為核心輸入）</w:t>
+        <w:t>Upstream_Required: 0B_南北成土母質與地球化學基底、0D1_基底資料矩陣與極端事件整合（Zone-B 補充版）（4A Carry_Forward_To_4B 為核心輸入）</w:t>
       </w:r>
     </w:p>
     <w:p>
@@ -8210,61 +8210,27 @@
           <w:color w:val="1f1f1f"/>
           <w:rtl w:val="0"/>
         </w:rPr>
-        <w:t>[4A-01][pH 梯度與精子動力學]</w:t>
-      </w:r>
-      <w:r>
-        <w:rPr>
-          <w:rFonts w:ascii="Google Sans" w:cs="Google Sans" w:eastAsia="Google Sans" w:hAnsi="Google Sans"/>
-          <w:color w:val="1f1f1f"/>
-          <w:rtl w:val="0"/>
-        </w:rPr>
-        <w:t xml:space="preserve">：於南部微鹼性水域（pH 6.5–7.5），大嘴黑鱸精子細胞膜 </w:t>
-      </w:r>
-      <w:r>
-        <w:rPr>
-          <w:rFonts w:ascii="Google Sans" w:cs="Google Sans" w:eastAsia="Google Sans" w:hAnsi="Google Sans"/>
-          <w:color w:val="1f1f1f"/>
-        </w:rPr>
-        <w:drawing>
-          <wp:inline distB="19050" distT="19050" distL="19050" distR="19050">
-            <wp:extent cx="746819" cy="229790"/>
-            <wp:effectExtent b="0" l="0" r="0" t="0"/>
-            <wp:docPr id="55" name="image12.png"/>
-            <a:graphic>
-              <a:graphicData uri="http://schemas.openxmlformats.org/drawingml/2006/picture">
-                <pic:pic>
-                  <pic:nvPicPr>
-                    <pic:cNvPr id="0" name="image12.png"/>
-                    <pic:cNvPicPr preferRelativeResize="0"/>
-                  </pic:nvPicPr>
-                  <pic:blipFill>
-                    <a:blip r:embed="rId11"/>
-                    <a:srcRect b="0" l="0" r="0" t="0"/>
-                    <a:stretch>
-                      <a:fillRect/>
-                    </a:stretch>
-                  </pic:blipFill>
-                  <pic:spPr>
-                    <a:xfrm>
-                      <a:off x="0" y="0"/>
-                      <a:ext cx="746819" cy="229790"/>
-                    </a:xfrm>
-                    <a:prstGeom prst="rect"/>
-                    <a:ln/>
-                  </pic:spPr>
-                </pic:pic>
-              </a:graphicData>
-            </a:graphic>
-          </wp:inline>
-        </w:drawing>
-      </w:r>
-      <w:r>
-        <w:rPr>
-          <w:rFonts w:ascii="Google Sans" w:cs="Google Sans" w:eastAsia="Google Sans" w:hAnsi="Google Sans"/>
-          <w:color w:val="1f1f1f"/>
-          <w:rtl w:val="0"/>
-        </w:rPr>
-        <w:t xml:space="preserve">-ATPase 活性達最佳化，可維持高達 135-140 μm/s 的巔峰平均路徑速度（VAP），且在排入水中前 20 秒內具備極高受精能力 </w:t>
+        <w:t>V4A-01[pH 梯度與精子動力學]：於南部微鹼性水域（pH 6.5–7.5），大嘴黑鱸精子細胞膜 -ATPase 活性達最佳化，可維持高達 135-140 μm/s 的巔峰平均路徑速度（VAP），且在排入水中前 20 秒內具備極高受精能力 5；於北部極育土酸性水域（pH 4.5–5.5），質子壓迫癱瘓酶活性與鈣離子內流，預估游速驟降至 &lt;50 μm/s，有效運動壽命大幅縮短至 &lt;20 秒，對初始受精率產生嚴重的先天性耗損壓抑 6。｜[信心等級：高]</w:t>
+      </w:r>
+      <w:r>
+        <w:rPr>
+          <w:rFonts w:ascii="Google Sans" w:cs="Google Sans" w:eastAsia="Google Sans" w:hAnsi="Google Sans"/>
+          <w:color w:val="1f1f1f"/>
+          <w:rtl w:val="0"/>
+        </w:rPr>
+      </w:r>
+      <w:r>
+        <w:rPr>
+          <w:rFonts w:ascii="Google Sans" w:cs="Google Sans" w:eastAsia="Google Sans" w:hAnsi="Google Sans"/>
+          <w:color w:val="1f1f1f"/>
+        </w:rPr>
+      </w:r>
+      <w:r>
+        <w:rPr>
+          <w:rFonts w:ascii="Google Sans" w:cs="Google Sans" w:eastAsia="Google Sans" w:hAnsi="Google Sans"/>
+          <w:color w:val="1f1f1f"/>
+          <w:rtl w:val="0"/>
+        </w:rPr>
       </w:r>
       <w:r>
         <w:rPr>
@@ -8275,15 +8241,13 @@
           <w:vertAlign w:val="superscript"/>
           <w:rtl w:val="0"/>
         </w:rPr>
-        <w:t xml:space="preserve">5</w:t>
-      </w:r>
-      <w:r>
-        <w:rPr>
-          <w:rFonts w:ascii="Google Sans" w:cs="Google Sans" w:eastAsia="Google Sans" w:hAnsi="Google Sans"/>
-          <w:color w:val="1f1f1f"/>
-          <w:rtl w:val="0"/>
-        </w:rPr>
-        <w:t xml:space="preserve">；於北部極育土酸性水域（pH 4.5–5.5），質子壓迫癱瘓酶活性與鈣離子內流，預估游速驟降至 &lt;50 μm/s，有效運動壽命大幅縮短至 &lt;20 秒，對初始受精率產生嚴重的先天性耗損壓抑 </w:t>
+      </w:r>
+      <w:r>
+        <w:rPr>
+          <w:rFonts w:ascii="Google Sans" w:cs="Google Sans" w:eastAsia="Google Sans" w:hAnsi="Google Sans"/>
+          <w:color w:val="1f1f1f"/>
+          <w:rtl w:val="0"/>
+        </w:rPr>
       </w:r>
       <w:r>
         <w:rPr>
@@ -8294,15 +8258,13 @@
           <w:vertAlign w:val="superscript"/>
           <w:rtl w:val="0"/>
         </w:rPr>
-        <w:t xml:space="preserve">6</w:t>
-      </w:r>
-      <w:r>
-        <w:rPr>
-          <w:rFonts w:ascii="Google Sans" w:cs="Google Sans" w:eastAsia="Google Sans" w:hAnsi="Google Sans"/>
-          <w:color w:val="1f1f1f"/>
-          <w:rtl w:val="0"/>
-        </w:rPr>
-        <w:t>。｜[信心等級：高]</w:t>
+      </w:r>
+      <w:r>
+        <w:rPr>
+          <w:rFonts w:ascii="Google Sans" w:cs="Google Sans" w:eastAsia="Google Sans" w:hAnsi="Google Sans"/>
+          <w:color w:val="1f1f1f"/>
+          <w:rtl w:val="0"/>
+        </w:rPr>
       </w:r>
     </w:p>
     <w:p>
@@ -8330,15 +8292,14 @@
           <w:color w:val="1f1f1f"/>
           <w:rtl w:val="0"/>
         </w:rPr>
-        <w:t>[4A-02][極育土腐植酸緩衝容量防護]</w:t>
-      </w:r>
-      <w:r>
-        <w:rPr>
-          <w:rFonts w:ascii="Google Sans" w:cs="Google Sans" w:eastAsia="Google Sans" w:hAnsi="Google Sans"/>
-          <w:color w:val="1f1f1f"/>
-          <w:rtl w:val="0"/>
-        </w:rPr>
-        <w:t xml:space="preserve">：北部極育土釋放之腐植酸體系提供關鍵的 pH 緩衝容量，當微環境緩衝值大於 3 mmol L⁻¹ pH⁻¹ 時，能有效中和局部質子攻擊，防止受精卵膜（Chorion）因未解離酸浸入而發生異常的去礦化、軟化與滲透壓崩潰 </w:t>
+        <w:t>V4A-02[極育土腐植酸緩衝容量防護]：北部極育土釋放之腐植酸體系提供關鍵的 pH 緩衝容量，當微環境緩衝值大於 3 mmol L⁻¹ pH⁻¹ 時，能有效中和局部質子攻擊，防止受精卵膜（Chorion）因未解離酸浸入而發生異常的去礦化、軟化與滲透壓崩潰 9。｜[信心等級：中]</w:t>
+      </w:r>
+      <w:r>
+        <w:rPr>
+          <w:rFonts w:ascii="Google Sans" w:cs="Google Sans" w:eastAsia="Google Sans" w:hAnsi="Google Sans"/>
+          <w:color w:val="1f1f1f"/>
+          <w:rtl w:val="0"/>
+        </w:rPr>
       </w:r>
       <w:r>
         <w:rPr>
@@ -8349,15 +8310,13 @@
           <w:vertAlign w:val="superscript"/>
           <w:rtl w:val="0"/>
         </w:rPr>
-        <w:t xml:space="preserve">9</w:t>
-      </w:r>
-      <w:r>
-        <w:rPr>
-          <w:rFonts w:ascii="Google Sans" w:cs="Google Sans" w:eastAsia="Google Sans" w:hAnsi="Google Sans"/>
-          <w:color w:val="1f1f1f"/>
-          <w:rtl w:val="0"/>
-        </w:rPr>
-        <w:t>。｜[信心等級：中]</w:t>
+      </w:r>
+      <w:r>
+        <w:rPr>
+          <w:rFonts w:ascii="Google Sans" w:cs="Google Sans" w:eastAsia="Google Sans" w:hAnsi="Google Sans"/>
+          <w:color w:val="1f1f1f"/>
+          <w:rtl w:val="0"/>
+        </w:rPr>
       </w:r>
     </w:p>
     <w:p>
@@ -8385,15 +8344,14 @@
           <w:color w:val="1f1f1f"/>
           <w:rtl w:val="0"/>
         </w:rPr>
-        <w:t>[4A-03][產卵巢幾何尺寸與底質選擇]</w:t>
-      </w:r>
-      <w:r>
-        <w:rPr>
-          <w:rFonts w:ascii="Google Sans" w:cs="Google Sans" w:eastAsia="Google Sans" w:hAnsi="Google Sans"/>
-          <w:color w:val="1f1f1f"/>
-          <w:rtl w:val="0"/>
-        </w:rPr>
-        <w:t xml:space="preserve">：標準產卵巢穴直徑介於 45 至 60 公分，中心凹陷深度約 10 至 15 公分。雄魚築巢時展現強烈偏好：首選透水性佳之砂礫（Gravel）或水草根際，極度避開缺乏抗剪強度之軟泥（Soft mud）底質 </w:t>
+        <w:t>V4A-03[產卵巢幾何尺寸與底質選擇]：標準產卵巢穴直徑介於 45 至 60 公分，中心凹陷深度約 10 至 15 公分。雄魚築巢時展現強烈偏好：首選透水性佳之砂礫（Gravel）或水草根際，極度避開缺乏抗剪強度之軟泥（Soft mud）底質 12。｜[信心等級：高]</w:t>
+      </w:r>
+      <w:r>
+        <w:rPr>
+          <w:rFonts w:ascii="Google Sans" w:cs="Google Sans" w:eastAsia="Google Sans" w:hAnsi="Google Sans"/>
+          <w:color w:val="1f1f1f"/>
+          <w:rtl w:val="0"/>
+        </w:rPr>
       </w:r>
       <w:r>
         <w:rPr>
@@ -8404,15 +8362,13 @@
           <w:vertAlign w:val="superscript"/>
           <w:rtl w:val="0"/>
         </w:rPr>
-        <w:t xml:space="preserve">12</w:t>
-      </w:r>
-      <w:r>
-        <w:rPr>
-          <w:rFonts w:ascii="Google Sans" w:cs="Google Sans" w:eastAsia="Google Sans" w:hAnsi="Google Sans"/>
-          <w:color w:val="1f1f1f"/>
-          <w:rtl w:val="0"/>
-        </w:rPr>
-        <w:t>。｜[信心等級：高]</w:t>
+      </w:r>
+      <w:r>
+        <w:rPr>
+          <w:rFonts w:ascii="Google Sans" w:cs="Google Sans" w:eastAsia="Google Sans" w:hAnsi="Google Sans"/>
+          <w:color w:val="1f1f1f"/>
+          <w:rtl w:val="0"/>
+        </w:rPr>
       </w:r>
     </w:p>
     <w:p>
@@ -8440,15 +8396,14 @@
           <w:color w:val="1f1f1f"/>
           <w:rtl w:val="0"/>
         </w:rPr>
-        <w:t>[4A-04][底質物理學與孵化成功率 (%) 斷層差異]</w:t>
-      </w:r>
-      <w:r>
-        <w:rPr>
-          <w:rFonts w:ascii="Google Sans" w:cs="Google Sans" w:eastAsia="Google Sans" w:hAnsi="Google Sans"/>
-          <w:color w:val="1f1f1f"/>
-          <w:rtl w:val="0"/>
-        </w:rPr>
-        <w:t xml:space="preserve">：構築於砂礫硬底或人造產卵墊之巢穴，因水流滲透與溶氧交換極佳，孵化成功率常態性高達 90%–93% </w:t>
+        <w:t>V4A-04[底質物理學與孵化成功率 (%) 斷層差異]：構築於砂礫硬底或人造產卵墊之巢穴，因水流滲透與溶氧交換極佳，孵化成功率常態性高達 90%–93% 21；若迫於無奈構築於軟泥底質，因微弱水流即造成泥沙揚起包覆與底泥極端缺氧窒息，孵化成功率暴跌至 20% 以下甚至全滅，兩者絕對孵化差異達 70% 以上 21。｜[信心等級：高]</w:t>
+      </w:r>
+      <w:r>
+        <w:rPr>
+          <w:rFonts w:ascii="Google Sans" w:cs="Google Sans" w:eastAsia="Google Sans" w:hAnsi="Google Sans"/>
+          <w:color w:val="1f1f1f"/>
+          <w:rtl w:val="0"/>
+        </w:rPr>
       </w:r>
       <w:r>
         <w:rPr>
@@ -8459,15 +8414,13 @@
           <w:vertAlign w:val="superscript"/>
           <w:rtl w:val="0"/>
         </w:rPr>
-        <w:t xml:space="preserve">21</w:t>
-      </w:r>
-      <w:r>
-        <w:rPr>
-          <w:rFonts w:ascii="Google Sans" w:cs="Google Sans" w:eastAsia="Google Sans" w:hAnsi="Google Sans"/>
-          <w:color w:val="1f1f1f"/>
-          <w:rtl w:val="0"/>
-        </w:rPr>
-        <w:t xml:space="preserve">；若迫於無奈構築於軟泥底質，因微弱水流即造成泥沙揚起包覆與底泥極端缺氧窒息，孵化成功率暴跌至 20% 以下甚至全滅，兩者絕對孵化差異達 70% 以上 </w:t>
+      </w:r>
+      <w:r>
+        <w:rPr>
+          <w:rFonts w:ascii="Google Sans" w:cs="Google Sans" w:eastAsia="Google Sans" w:hAnsi="Google Sans"/>
+          <w:color w:val="1f1f1f"/>
+          <w:rtl w:val="0"/>
+        </w:rPr>
       </w:r>
       <w:r>
         <w:rPr>
@@ -8478,15 +8431,13 @@
           <w:vertAlign w:val="superscript"/>
           <w:rtl w:val="0"/>
         </w:rPr>
-        <w:t xml:space="preserve">21</w:t>
-      </w:r>
-      <w:r>
-        <w:rPr>
-          <w:rFonts w:ascii="Google Sans" w:cs="Google Sans" w:eastAsia="Google Sans" w:hAnsi="Google Sans"/>
-          <w:color w:val="1f1f1f"/>
-          <w:rtl w:val="0"/>
-        </w:rPr>
-        <w:t>。｜[信心等級：高]</w:t>
+      </w:r>
+      <w:r>
+        <w:rPr>
+          <w:rFonts w:ascii="Google Sans" w:cs="Google Sans" w:eastAsia="Google Sans" w:hAnsi="Google Sans"/>
+          <w:color w:val="1f1f1f"/>
+          <w:rtl w:val="0"/>
+        </w:rPr>
       </w:r>
     </w:p>
     <w:p>
@@ -8514,15 +8465,14 @@
           <w:color w:val="1f1f1f"/>
           <w:rtl w:val="0"/>
         </w:rPr>
-        <w:t>[4A-05][卵附著強度與抗剪應力]</w:t>
-      </w:r>
-      <w:r>
-        <w:rPr>
-          <w:rFonts w:ascii="Google Sans" w:cs="Google Sans" w:eastAsia="Google Sans" w:hAnsi="Google Sans"/>
-          <w:color w:val="1f1f1f"/>
-          <w:rtl w:val="0"/>
-        </w:rPr>
-        <w:t xml:space="preserve">：大嘴黑鱸分泌醣蛋白黏液之沉性受精卵，若附著於堅實基底或健康水生植物結構上，具備極強的物理黏附力，能抵抗高達 3000 dynes/cm² 的流體剪應力而不被剝離，安穩度過淺水波浪或漫流干擾 </w:t>
+        <w:t>V4A-05[卵附著強度與抗剪應力]：大嘴黑鱸分泌醣蛋白黏液之沉性受精卵，若附著於堅實基底或健康水生植物結構上，具備極強的物理黏附力，能抵抗高達 3000 dynes/cm² 的流體剪應力而不被剝離，安穩度過淺水波浪或漫流干擾 16。｜[信心等級：中]</w:t>
+      </w:r>
+      <w:r>
+        <w:rPr>
+          <w:rFonts w:ascii="Google Sans" w:cs="Google Sans" w:eastAsia="Google Sans" w:hAnsi="Google Sans"/>
+          <w:color w:val="1f1f1f"/>
+          <w:rtl w:val="0"/>
+        </w:rPr>
       </w:r>
       <w:r>
         <w:rPr>
@@ -8533,15 +8483,13 @@
           <w:vertAlign w:val="superscript"/>
           <w:rtl w:val="0"/>
         </w:rPr>
-        <w:t xml:space="preserve">16</w:t>
-      </w:r>
-      <w:r>
-        <w:rPr>
-          <w:rFonts w:ascii="Google Sans" w:cs="Google Sans" w:eastAsia="Google Sans" w:hAnsi="Google Sans"/>
-          <w:color w:val="1f1f1f"/>
-          <w:rtl w:val="0"/>
-        </w:rPr>
-        <w:t>。｜[信心等級：中]</w:t>
+      </w:r>
+      <w:r>
+        <w:rPr>
+          <w:rFonts w:ascii="Google Sans" w:cs="Google Sans" w:eastAsia="Google Sans" w:hAnsi="Google Sans"/>
+          <w:color w:val="1f1f1f"/>
+          <w:rtl w:val="0"/>
+        </w:rPr>
       </w:r>
     </w:p>
     <w:p>
@@ -8569,15 +8517,14 @@
           <w:color w:val="1f1f1f"/>
           <w:rtl w:val="0"/>
         </w:rPr>
-        <w:t>[4A-06][微環境水流沖毀閾值]</w:t>
-      </w:r>
-      <w:r>
-        <w:rPr>
-          <w:rFonts w:ascii="Google Sans" w:cs="Google Sans" w:eastAsia="Google Sans" w:hAnsi="Google Sans"/>
-          <w:color w:val="1f1f1f"/>
-          <w:rtl w:val="0"/>
-        </w:rPr>
-        <w:t xml:space="preserve">：巢穴微環境最適宜之底層流速為 0–3.0 cm/s，當底層微流速超過 6.0 cm/s 時將突破臨界啟動流速閾值，導致巢床物理結構崩塌與魚卵被強行沖刷流失 </w:t>
+        <w:t>V4A-06[微環境水流沖毀閾值]：巢穴微環境最適宜之底層流速為 0–3.0 cm/s，當底層微流速超過 6.0 cm/s 時將突破臨界啟動流速閾值，導致巢床物理結構崩塌與魚卵被強行沖刷流失 18。｜[信心等級：中]</w:t>
+      </w:r>
+      <w:r>
+        <w:rPr>
+          <w:rFonts w:ascii="Google Sans" w:cs="Google Sans" w:eastAsia="Google Sans" w:hAnsi="Google Sans"/>
+          <w:color w:val="1f1f1f"/>
+          <w:rtl w:val="0"/>
+        </w:rPr>
       </w:r>
       <w:r>
         <w:rPr>
@@ -8588,15 +8535,13 @@
           <w:vertAlign w:val="superscript"/>
           <w:rtl w:val="0"/>
         </w:rPr>
-        <w:t xml:space="preserve">18</w:t>
-      </w:r>
-      <w:r>
-        <w:rPr>
-          <w:rFonts w:ascii="Google Sans" w:cs="Google Sans" w:eastAsia="Google Sans" w:hAnsi="Google Sans"/>
-          <w:color w:val="1f1f1f"/>
-          <w:rtl w:val="0"/>
-        </w:rPr>
-        <w:t>。｜[信心等級：中]</w:t>
+      </w:r>
+      <w:r>
+        <w:rPr>
+          <w:rFonts w:ascii="Google Sans" w:cs="Google Sans" w:eastAsia="Google Sans" w:hAnsi="Google Sans"/>
+          <w:color w:val="1f1f1f"/>
+          <w:rtl w:val="0"/>
+        </w:rPr>
       </w:r>
     </w:p>
     <w:p>
@@ -8624,199 +8569,66 @@
           <w:color w:val="1f1f1f"/>
           <w:rtl w:val="0"/>
         </w:rPr>
-        <w:t>[4A-07][菲克擴散定律與高嶺石泥殼窒息]</w:t>
-      </w:r>
-      <w:r>
-        <w:rPr>
-          <w:rFonts w:ascii="Google Sans" w:cs="Google Sans" w:eastAsia="Google Sans" w:hAnsi="Google Sans"/>
-          <w:color w:val="1f1f1f"/>
-          <w:rtl w:val="0"/>
-        </w:rPr>
-        <w:t xml:space="preserve">：北部暴雨懸浮之微酸性高嶺石巨觀絮體包覆卵膜形成緻密泥殼。依據 Fick's Law (</w:t>
-      </w:r>
-      <w:r>
-        <w:rPr>
-          <w:rFonts w:ascii="Google Sans" w:cs="Google Sans" w:eastAsia="Google Sans" w:hAnsi="Google Sans"/>
-          <w:color w:val="1f1f1f"/>
-        </w:rPr>
-        <w:drawing>
-          <wp:inline distB="19050" distT="19050" distL="19050" distR="19050">
-            <wp:extent cx="1445123" cy="228177"/>
-            <wp:effectExtent b="0" l="0" r="0" t="0"/>
-            <wp:docPr id="57" name="image13.png"/>
-            <a:graphic>
-              <a:graphicData uri="http://schemas.openxmlformats.org/drawingml/2006/picture">
-                <pic:pic>
-                  <pic:nvPicPr>
-                    <pic:cNvPr id="0" name="image13.png"/>
-                    <pic:cNvPicPr preferRelativeResize="0"/>
-                  </pic:nvPicPr>
-                  <pic:blipFill>
-                    <a:blip r:embed="rId21"/>
-                    <a:srcRect b="0" l="0" r="0" t="0"/>
-                    <a:stretch>
-                      <a:fillRect/>
-                    </a:stretch>
-                  </pic:blipFill>
-                  <pic:spPr>
-                    <a:xfrm>
-                      <a:off x="0" y="0"/>
-                      <a:ext cx="1445123" cy="228177"/>
-                    </a:xfrm>
-                    <a:prstGeom prst="rect"/>
-                    <a:ln/>
-                  </pic:spPr>
-                </pic:pic>
-              </a:graphicData>
-            </a:graphic>
-          </wp:inline>
-        </w:drawing>
-      </w:r>
-      <w:r>
-        <w:rPr>
-          <w:rFonts w:ascii="Google Sans" w:cs="Google Sans" w:eastAsia="Google Sans" w:hAnsi="Google Sans"/>
-          <w:color w:val="1f1f1f"/>
-          <w:rtl w:val="0"/>
-        </w:rPr>
-        <w:t xml:space="preserve">)，泥殼使氧氣擴散路徑（</w:t>
-      </w:r>
-      <w:r>
-        <w:rPr>
-          <w:rFonts w:ascii="Google Sans" w:cs="Google Sans" w:eastAsia="Google Sans" w:hAnsi="Google Sans"/>
-          <w:color w:val="1f1f1f"/>
-        </w:rPr>
-        <w:drawing>
-          <wp:inline distB="19050" distT="19050" distL="19050" distR="19050">
-            <wp:extent cx="125611" cy="231897"/>
-            <wp:effectExtent b="0" l="0" r="0" t="0"/>
-            <wp:docPr id="59" name="image5.png"/>
-            <a:graphic>
-              <a:graphicData uri="http://schemas.openxmlformats.org/drawingml/2006/picture">
-                <pic:pic>
-                  <pic:nvPicPr>
-                    <pic:cNvPr id="0" name="image5.png"/>
-                    <pic:cNvPicPr preferRelativeResize="0"/>
-                  </pic:nvPicPr>
-                  <pic:blipFill>
-                    <a:blip r:embed="rId18"/>
-                    <a:srcRect b="0" l="0" r="0" t="0"/>
-                    <a:stretch>
-                      <a:fillRect/>
-                    </a:stretch>
-                  </pic:blipFill>
-                  <pic:spPr>
-                    <a:xfrm>
-                      <a:off x="0" y="0"/>
-                      <a:ext cx="125611" cy="231897"/>
-                    </a:xfrm>
-                    <a:prstGeom prst="rect"/>
-                    <a:ln/>
-                  </pic:spPr>
-                </pic:pic>
-              </a:graphicData>
-            </a:graphic>
-          </wp:inline>
-        </w:drawing>
-      </w:r>
-      <w:r>
-        <w:rPr>
-          <w:rFonts w:ascii="Google Sans" w:cs="Google Sans" w:eastAsia="Google Sans" w:hAnsi="Google Sans"/>
-          <w:color w:val="1f1f1f"/>
-          <w:rtl w:val="0"/>
-        </w:rPr>
-        <w:t xml:space="preserve">）遽增數百微米並封堵孔隙面積（</w:t>
-      </w:r>
-      <w:r>
-        <w:rPr>
-          <w:rFonts w:ascii="Google Sans" w:cs="Google Sans" w:eastAsia="Google Sans" w:hAnsi="Google Sans"/>
-          <w:color w:val="1f1f1f"/>
-        </w:rPr>
-        <w:drawing>
-          <wp:inline distB="19050" distT="19050" distL="19050" distR="19050">
-            <wp:extent cx="138410" cy="221455"/>
-            <wp:effectExtent b="0" l="0" r="0" t="0"/>
-            <wp:docPr id="61" name="image10.png"/>
-            <a:graphic>
-              <a:graphicData uri="http://schemas.openxmlformats.org/drawingml/2006/picture">
-                <pic:pic>
-                  <pic:nvPicPr>
-                    <pic:cNvPr id="0" name="image10.png"/>
-                    <pic:cNvPicPr preferRelativeResize="0"/>
-                  </pic:nvPicPr>
-                  <pic:blipFill>
-                    <a:blip r:embed="rId16"/>
-                    <a:srcRect b="0" l="0" r="0" t="0"/>
-                    <a:stretch>
-                      <a:fillRect/>
-                    </a:stretch>
-                  </pic:blipFill>
-                  <pic:spPr>
-                    <a:xfrm>
-                      <a:off x="0" y="0"/>
-                      <a:ext cx="138410" cy="221455"/>
-                    </a:xfrm>
-                    <a:prstGeom prst="rect"/>
-                    <a:ln/>
-                  </pic:spPr>
-                </pic:pic>
-              </a:graphicData>
-            </a:graphic>
-          </wp:inline>
-        </w:drawing>
-      </w:r>
-      <w:r>
-        <w:rPr>
-          <w:rFonts w:ascii="Google Sans" w:cs="Google Sans" w:eastAsia="Google Sans" w:hAnsi="Google Sans"/>
-          <w:color w:val="1f1f1f"/>
-          <w:rtl w:val="0"/>
-        </w:rPr>
-        <w:t xml:space="preserve">），導致擴散通量（</w:t>
-      </w:r>
-      <w:r>
-        <w:rPr>
-          <w:rFonts w:ascii="Google Sans" w:cs="Google Sans" w:eastAsia="Google Sans" w:hAnsi="Google Sans"/>
-          <w:color w:val="1f1f1f"/>
-        </w:rPr>
-        <w:drawing>
-          <wp:inline distB="19050" distT="19050" distL="19050" distR="19050">
-            <wp:extent cx="120105" cy="221731"/>
-            <wp:effectExtent b="0" l="0" r="0" t="0"/>
-            <wp:docPr id="40" name="image9.png"/>
-            <a:graphic>
-              <a:graphicData uri="http://schemas.openxmlformats.org/drawingml/2006/picture">
-                <pic:pic>
-                  <pic:nvPicPr>
-                    <pic:cNvPr id="0" name="image9.png"/>
-                    <pic:cNvPicPr preferRelativeResize="0"/>
-                  </pic:nvPicPr>
-                  <pic:blipFill>
-                    <a:blip r:embed="rId14"/>
-                    <a:srcRect b="0" l="0" r="0" t="0"/>
-                    <a:stretch>
-                      <a:fillRect/>
-                    </a:stretch>
-                  </pic:blipFill>
-                  <pic:spPr>
-                    <a:xfrm>
-                      <a:off x="0" y="0"/>
-                      <a:ext cx="120105" cy="221731"/>
-                    </a:xfrm>
-                    <a:prstGeom prst="rect"/>
-                    <a:ln/>
-                  </pic:spPr>
-                </pic:pic>
-              </a:graphicData>
-            </a:graphic>
-          </wp:inline>
-        </w:drawing>
-      </w:r>
-      <w:r>
-        <w:rPr>
-          <w:rFonts w:ascii="Google Sans" w:cs="Google Sans" w:eastAsia="Google Sans" w:hAnsi="Google Sans"/>
-          <w:color w:val="1f1f1f"/>
-          <w:rtl w:val="0"/>
-        </w:rPr>
-        <w:t xml:space="preserve">）銳減。當黏土濃度達 139 mg/L 時，孵化率由 100% 顯著折損至 57.7% 以下；若濃度 &gt;500 mg/L，孵化率跌至 30% 以下並伴隨高畸形率 </w:t>
+        <w:t>V4A-07[菲克擴散定律與高嶺石泥殼窒息]：北部暴雨懸浮之微酸性高嶺石巨觀絮體包覆卵膜形成緻密泥殼。依據 Fick's Law ()，泥殼使氧氣擴散路徑（）遽增數百微米並封堵孔隙面積（），導致擴散通量（）銳減。當黏土濃度達 139 mg/L 時，孵化率由 100% 顯著折損至 57.7% 以下；若濃度 &gt;500 mg/L，孵化率跌至 30% 以下並伴隨高畸形率 25。｜[信心等級：中]</w:t>
+      </w:r>
+      <w:r>
+        <w:rPr>
+          <w:rFonts w:ascii="Google Sans" w:cs="Google Sans" w:eastAsia="Google Sans" w:hAnsi="Google Sans"/>
+          <w:color w:val="1f1f1f"/>
+          <w:rtl w:val="0"/>
+        </w:rPr>
+      </w:r>
+      <w:r>
+        <w:rPr>
+          <w:rFonts w:ascii="Google Sans" w:cs="Google Sans" w:eastAsia="Google Sans" w:hAnsi="Google Sans"/>
+          <w:color w:val="1f1f1f"/>
+        </w:rPr>
+      </w:r>
+      <w:r>
+        <w:rPr>
+          <w:rFonts w:ascii="Google Sans" w:cs="Google Sans" w:eastAsia="Google Sans" w:hAnsi="Google Sans"/>
+          <w:color w:val="1f1f1f"/>
+          <w:rtl w:val="0"/>
+        </w:rPr>
+      </w:r>
+      <w:r>
+        <w:rPr>
+          <w:rFonts w:ascii="Google Sans" w:cs="Google Sans" w:eastAsia="Google Sans" w:hAnsi="Google Sans"/>
+          <w:color w:val="1f1f1f"/>
+        </w:rPr>
+      </w:r>
+      <w:r>
+        <w:rPr>
+          <w:rFonts w:ascii="Google Sans" w:cs="Google Sans" w:eastAsia="Google Sans" w:hAnsi="Google Sans"/>
+          <w:color w:val="1f1f1f"/>
+          <w:rtl w:val="0"/>
+        </w:rPr>
+      </w:r>
+      <w:r>
+        <w:rPr>
+          <w:rFonts w:ascii="Google Sans" w:cs="Google Sans" w:eastAsia="Google Sans" w:hAnsi="Google Sans"/>
+          <w:color w:val="1f1f1f"/>
+        </w:rPr>
+      </w:r>
+      <w:r>
+        <w:rPr>
+          <w:rFonts w:ascii="Google Sans" w:cs="Google Sans" w:eastAsia="Google Sans" w:hAnsi="Google Sans"/>
+          <w:color w:val="1f1f1f"/>
+          <w:rtl w:val="0"/>
+        </w:rPr>
+      </w:r>
+      <w:r>
+        <w:rPr>
+          <w:rFonts w:ascii="Google Sans" w:cs="Google Sans" w:eastAsia="Google Sans" w:hAnsi="Google Sans"/>
+          <w:color w:val="1f1f1f"/>
+        </w:rPr>
+      </w:r>
+      <w:r>
+        <w:rPr>
+          <w:rFonts w:ascii="Google Sans" w:cs="Google Sans" w:eastAsia="Google Sans" w:hAnsi="Google Sans"/>
+          <w:color w:val="1f1f1f"/>
+          <w:rtl w:val="0"/>
+        </w:rPr>
       </w:r>
       <w:r>
         <w:rPr>
@@ -8827,15 +8639,13 @@
           <w:vertAlign w:val="superscript"/>
           <w:rtl w:val="0"/>
         </w:rPr>
-        <w:t xml:space="preserve">25</w:t>
-      </w:r>
-      <w:r>
-        <w:rPr>
-          <w:rFonts w:ascii="Google Sans" w:cs="Google Sans" w:eastAsia="Google Sans" w:hAnsi="Google Sans"/>
-          <w:color w:val="1f1f1f"/>
-          <w:rtl w:val="0"/>
-        </w:rPr>
-        <w:t>。｜[信心等級：中]</w:t>
+      </w:r>
+      <w:r>
+        <w:rPr>
+          <w:rFonts w:ascii="Google Sans" w:cs="Google Sans" w:eastAsia="Google Sans" w:hAnsi="Google Sans"/>
+          <w:color w:val="1f1f1f"/>
+          <w:rtl w:val="0"/>
+        </w:rPr>
       </w:r>
     </w:p>
     <w:p>
@@ -8863,15 +8673,14 @@
           <w:color w:val="1f1f1f"/>
           <w:rtl w:val="0"/>
         </w:rPr>
-        <w:t>[4A-08][寒流驟降生理抑制與度日復原模型]</w:t>
-      </w:r>
-      <w:r>
-        <w:rPr>
-          <w:rFonts w:ascii="Google Sans" w:cs="Google Sans" w:eastAsia="Google Sans" w:hAnsi="Google Sans"/>
-          <w:color w:val="1f1f1f"/>
-          <w:rtl w:val="0"/>
-        </w:rPr>
-        <w:t xml:space="preserve">：遭遇冬季或早春冷鋒，使水溫於 24 小時內發生 4–8°C 驟降（如 18°C 跌至 12°C）時，將引發冷緊迫，抑制性類固醇激素合成與血管新生，誘發卵母細胞凋亡，強制中斷排卵進程 </w:t>
+        <w:t>V4A-08[寒流驟降生理抑制與度日復原模型]：遭遇冬季或早春冷鋒，使水溫於 24 小時內發生 4–8°C 驟降（如 18°C 跌至 12°C）時，將引發冷緊迫，抑制性類固醇激素合成與血管新生，誘發卵母細胞凋亡，強制中斷排卵進程 29。親魚代謝活性復原遵循熱力學累積法則：水溫每下降 1°C，約需 1 天（1 degree-day）的穩定溫暖期才能復原 32。｜[信心等級：中]</w:t>
+      </w:r>
+      <w:r>
+        <w:rPr>
+          <w:rFonts w:ascii="Google Sans" w:cs="Google Sans" w:eastAsia="Google Sans" w:hAnsi="Google Sans"/>
+          <w:color w:val="1f1f1f"/>
+          <w:rtl w:val="0"/>
+        </w:rPr>
       </w:r>
       <w:r>
         <w:rPr>
@@ -8882,15 +8691,13 @@
           <w:vertAlign w:val="superscript"/>
           <w:rtl w:val="0"/>
         </w:rPr>
-        <w:t xml:space="preserve">29</w:t>
-      </w:r>
-      <w:r>
-        <w:rPr>
-          <w:rFonts w:ascii="Google Sans" w:cs="Google Sans" w:eastAsia="Google Sans" w:hAnsi="Google Sans"/>
-          <w:color w:val="1f1f1f"/>
-          <w:rtl w:val="0"/>
-        </w:rPr>
-        <w:t xml:space="preserve">。親魚代謝活性復原遵循熱力學累積法則：水溫每下降 1°C，約需 1 天（1 degree-day）的穩定溫暖期才能復原 </w:t>
+      </w:r>
+      <w:r>
+        <w:rPr>
+          <w:rFonts w:ascii="Google Sans" w:cs="Google Sans" w:eastAsia="Google Sans" w:hAnsi="Google Sans"/>
+          <w:color w:val="1f1f1f"/>
+          <w:rtl w:val="0"/>
+        </w:rPr>
       </w:r>
       <w:r>
         <w:rPr>
@@ -8901,15 +8708,13 @@
           <w:vertAlign w:val="superscript"/>
           <w:rtl w:val="0"/>
         </w:rPr>
-        <w:t xml:space="preserve">32</w:t>
-      </w:r>
-      <w:r>
-        <w:rPr>
-          <w:rFonts w:ascii="Google Sans" w:cs="Google Sans" w:eastAsia="Google Sans" w:hAnsi="Google Sans"/>
-          <w:color w:val="1f1f1f"/>
-          <w:rtl w:val="0"/>
-        </w:rPr>
-        <w:t>。｜[信心等級：中]</w:t>
+      </w:r>
+      <w:r>
+        <w:rPr>
+          <w:rFonts w:ascii="Google Sans" w:cs="Google Sans" w:eastAsia="Google Sans" w:hAnsi="Google Sans"/>
+          <w:color w:val="1f1f1f"/>
+          <w:rtl w:val="0"/>
+        </w:rPr>
       </w:r>
     </w:p>
     <w:p>
@@ -8937,15 +8742,14 @@
           <w:color w:val="1f1f1f"/>
           <w:rtl w:val="0"/>
         </w:rPr>
-        <w:t>[4A-09][水位驟降與雄魚棄巢力學閾值]</w:t>
-      </w:r>
-      <w:r>
-        <w:rPr>
-          <w:rFonts w:ascii="Google Sans" w:cs="Google Sans" w:eastAsia="Google Sans" w:hAnsi="Google Sans"/>
-          <w:color w:val="1f1f1f"/>
-          <w:rtl w:val="0"/>
-        </w:rPr>
-        <w:t xml:space="preserve">：繁殖期遭遇農業抽水或枯水導致水位快速下降，一旦降幅速率超過 5 cm/day，或巢穴上覆安全水深淺於 0.3 公尺，將觸發雄魚極大幽閉緊迫與生存警戒，引發大規模棄巢事件 </w:t>
+        <w:t>V4A-09[水位驟降與雄魚棄巢力學閾值]：繁殖期遭遇農業抽水或枯水導致水位快速下降，一旦降幅速率超過 5 cm/day，或巢穴上覆安全水深淺於 0.3 公尺，將觸發雄魚極大幽閉緊迫與生存警戒，引發大規模棄巢事件 34。失去雄魚護理之卵與稚魚通常於 24 至 48 小時內遭掠食或缺氧覆沒 36。｜[信心等級：中]</w:t>
+      </w:r>
+      <w:r>
+        <w:rPr>
+          <w:rFonts w:ascii="Google Sans" w:cs="Google Sans" w:eastAsia="Google Sans" w:hAnsi="Google Sans"/>
+          <w:color w:val="1f1f1f"/>
+          <w:rtl w:val="0"/>
+        </w:rPr>
       </w:r>
       <w:r>
         <w:rPr>
@@ -8956,15 +8760,13 @@
           <w:vertAlign w:val="superscript"/>
           <w:rtl w:val="0"/>
         </w:rPr>
-        <w:t xml:space="preserve">34</w:t>
-      </w:r>
-      <w:r>
-        <w:rPr>
-          <w:rFonts w:ascii="Google Sans" w:cs="Google Sans" w:eastAsia="Google Sans" w:hAnsi="Google Sans"/>
-          <w:color w:val="1f1f1f"/>
-          <w:rtl w:val="0"/>
-        </w:rPr>
-        <w:t xml:space="preserve">。失去雄魚護理之卵與稚魚通常於 24 至 48 小時內遭掠食或缺氧覆沒 </w:t>
+      </w:r>
+      <w:r>
+        <w:rPr>
+          <w:rFonts w:ascii="Google Sans" w:cs="Google Sans" w:eastAsia="Google Sans" w:hAnsi="Google Sans"/>
+          <w:color w:val="1f1f1f"/>
+          <w:rtl w:val="0"/>
+        </w:rPr>
       </w:r>
       <w:r>
         <w:rPr>
@@ -8975,15 +8777,13 @@
           <w:vertAlign w:val="superscript"/>
           <w:rtl w:val="0"/>
         </w:rPr>
-        <w:t xml:space="preserve">36</w:t>
-      </w:r>
-      <w:r>
-        <w:rPr>
-          <w:rFonts w:ascii="Google Sans" w:cs="Google Sans" w:eastAsia="Google Sans" w:hAnsi="Google Sans"/>
-          <w:color w:val="1f1f1f"/>
-          <w:rtl w:val="0"/>
-        </w:rPr>
-        <w:t>。｜[信心等級：中]</w:t>
+      </w:r>
+      <w:r>
+        <w:rPr>
+          <w:rFonts w:ascii="Google Sans" w:cs="Google Sans" w:eastAsia="Google Sans" w:hAnsi="Google Sans"/>
+          <w:color w:val="1f1f1f"/>
+          <w:rtl w:val="0"/>
+        </w:rPr>
       </w:r>
     </w:p>
     <w:p>
@@ -9011,15 +8811,14 @@
           <w:color w:val="1f1f1f"/>
           <w:rtl w:val="0"/>
         </w:rPr>
-        <w:t>[4A-10][H₂S毒理與稚魚急性致死]</w:t>
-      </w:r>
-      <w:r>
-        <w:rPr>
-          <w:rFonts w:ascii="Google Sans" w:cs="Google Sans" w:eastAsia="Google Sans" w:hAnsi="Google Sans"/>
-          <w:color w:val="1f1f1f"/>
-          <w:rtl w:val="0"/>
-        </w:rPr>
-        <w:t xml:space="preserve">：南部缺氧底質（Eh &lt; -150 mV）以高通量釋放劇毒硫化氫（19–281 mmol/m²/day），穿透細胞膜抑制細胞色素 c 氧化酶引發組織缺氧 </w:t>
+        <w:t>V4A-10[H₂S毒理與稚魚急性致死]：南部缺氧底質（Eh &lt; -150 mV）以高通量釋放劇毒硫化氫（19–281 mmol/m²/day），穿透細胞膜抑制細胞色素 c 氧化酶引發組織缺氧 38。大嘴黑鱸稚魚與成魚之 96-h LC50 極低，約落在 0.0316 mg/L 至 0.0297 mg/L；濃度僅達 0.0007 mg/L 即顯著抑制產卵行為，達 0.0027 mg/L 則生殖活動完全終止 40。｜[信心等級：高]</w:t>
+      </w:r>
+      <w:r>
+        <w:rPr>
+          <w:rFonts w:ascii="Google Sans" w:cs="Google Sans" w:eastAsia="Google Sans" w:hAnsi="Google Sans"/>
+          <w:color w:val="1f1f1f"/>
+          <w:rtl w:val="0"/>
+        </w:rPr>
       </w:r>
       <w:r>
         <w:rPr>
@@ -9030,15 +8829,13 @@
           <w:vertAlign w:val="superscript"/>
           <w:rtl w:val="0"/>
         </w:rPr>
-        <w:t xml:space="preserve">38</w:t>
-      </w:r>
-      <w:r>
-        <w:rPr>
-          <w:rFonts w:ascii="Google Sans" w:cs="Google Sans" w:eastAsia="Google Sans" w:hAnsi="Google Sans"/>
-          <w:color w:val="1f1f1f"/>
-          <w:rtl w:val="0"/>
-        </w:rPr>
-        <w:t xml:space="preserve">。大嘴黑鱸稚魚與成魚之 96-h LC50 極低，約落在 0.0316 mg/L 至 0.0297 mg/L；濃度僅達 0.0007 mg/L 即顯著抑制產卵行為，達 0.0027 mg/L 則生殖活動完全終止 </w:t>
+      </w:r>
+      <w:r>
+        <w:rPr>
+          <w:rFonts w:ascii="Google Sans" w:cs="Google Sans" w:eastAsia="Google Sans" w:hAnsi="Google Sans"/>
+          <w:color w:val="1f1f1f"/>
+          <w:rtl w:val="0"/>
+        </w:rPr>
       </w:r>
       <w:r>
         <w:rPr>
@@ -9049,15 +8846,13 @@
           <w:vertAlign w:val="superscript"/>
           <w:rtl w:val="0"/>
         </w:rPr>
-        <w:t xml:space="preserve">40</w:t>
-      </w:r>
-      <w:r>
-        <w:rPr>
-          <w:rFonts w:ascii="Google Sans" w:cs="Google Sans" w:eastAsia="Google Sans" w:hAnsi="Google Sans"/>
-          <w:color w:val="1f1f1f"/>
-          <w:rtl w:val="0"/>
-        </w:rPr>
-        <w:t>。｜[信心等級：高]</w:t>
+      </w:r>
+      <w:r>
+        <w:rPr>
+          <w:rFonts w:ascii="Google Sans" w:cs="Google Sans" w:eastAsia="Google Sans" w:hAnsi="Google Sans"/>
+          <w:color w:val="1f1f1f"/>
+          <w:rtl w:val="0"/>
+        </w:rPr>
       </w:r>
     </w:p>
     <w:p>
@@ -9085,15 +8880,14 @@
           <w:color w:val="1f1f1f"/>
           <w:rtl w:val="0"/>
         </w:rPr>
-        <w:t>[4A-11][Fe²⁺ 毒性 LC50 與物理窒息效應]</w:t>
-      </w:r>
-      <w:r>
-        <w:rPr>
-          <w:rFonts w:ascii="Google Sans" w:cs="Google Sans" w:eastAsia="Google Sans" w:hAnsi="Google Sans"/>
-          <w:color w:val="1f1f1f"/>
-          <w:rtl w:val="0"/>
-        </w:rPr>
-        <w:t xml:space="preserve">：北部極育土微酸缺氧條件下釋放大量可溶性亞鐵離子（10–50 mmol/m²/day），魚類 96-h LC50 為 28–47 mg/L </w:t>
+        <w:t>V4A-11[Fe²⁺ 毒性 LC50 與物理窒息效應]：北部極育土微酸缺氧條件下釋放大量可溶性亞鐵離子（10–50 mmol/m²/day），魚類 96-h LC50 為 28–47 mg/L 42。湧升接觸溶氧後迅速氧化沉澱的氫氧化鐵（）膠體，會附著並導致稚魚鰓絲增生、融合與壞死，引發機械性窒息與嚴重的脂質過氧化損傷 42。｜[信心等級：高]</w:t>
+      </w:r>
+      <w:r>
+        <w:rPr>
+          <w:rFonts w:ascii="Google Sans" w:cs="Google Sans" w:eastAsia="Google Sans" w:hAnsi="Google Sans"/>
+          <w:color w:val="1f1f1f"/>
+          <w:rtl w:val="0"/>
+        </w:rPr>
       </w:r>
       <w:r>
         <w:rPr>
@@ -9104,61 +8898,26 @@
           <w:vertAlign w:val="superscript"/>
           <w:rtl w:val="0"/>
         </w:rPr>
-        <w:t xml:space="preserve">42</w:t>
-      </w:r>
-      <w:r>
-        <w:rPr>
-          <w:rFonts w:ascii="Google Sans" w:cs="Google Sans" w:eastAsia="Google Sans" w:hAnsi="Google Sans"/>
-          <w:color w:val="1f1f1f"/>
-          <w:rtl w:val="0"/>
-        </w:rPr>
-        <w:t xml:space="preserve">。湧升接觸溶氧後迅速氧化沉澱的氫氧化鐵（</w:t>
-      </w:r>
-      <w:r>
-        <w:rPr>
-          <w:rFonts w:ascii="Google Sans" w:cs="Google Sans" w:eastAsia="Google Sans" w:hAnsi="Google Sans"/>
-          <w:color w:val="1f1f1f"/>
-        </w:rPr>
-        <w:drawing>
-          <wp:inline distB="19050" distT="19050" distL="19050" distR="19050">
-            <wp:extent cx="761405" cy="228421"/>
-            <wp:effectExtent b="0" l="0" r="0" t="0"/>
-            <wp:docPr id="21" name="image2.png"/>
-            <a:graphic>
-              <a:graphicData uri="http://schemas.openxmlformats.org/drawingml/2006/picture">
-                <pic:pic>
-                  <pic:nvPicPr>
-                    <pic:cNvPr id="0" name="image2.png"/>
-                    <pic:cNvPicPr preferRelativeResize="0"/>
-                  </pic:nvPicPr>
-                  <pic:blipFill>
-                    <a:blip r:embed="rId19"/>
-                    <a:srcRect b="0" l="0" r="0" t="0"/>
-                    <a:stretch>
-                      <a:fillRect/>
-                    </a:stretch>
-                  </pic:blipFill>
-                  <pic:spPr>
-                    <a:xfrm>
-                      <a:off x="0" y="0"/>
-                      <a:ext cx="761405" cy="228421"/>
-                    </a:xfrm>
-                    <a:prstGeom prst="rect"/>
-                    <a:ln/>
-                  </pic:spPr>
-                </pic:pic>
-              </a:graphicData>
-            </a:graphic>
-          </wp:inline>
-        </w:drawing>
-      </w:r>
-      <w:r>
-        <w:rPr>
-          <w:rFonts w:ascii="Google Sans" w:cs="Google Sans" w:eastAsia="Google Sans" w:hAnsi="Google Sans"/>
-          <w:color w:val="1f1f1f"/>
-          <w:rtl w:val="0"/>
-        </w:rPr>
-        <w:t xml:space="preserve">）膠體，會附著並導致稚魚鰓絲增生、融合與壞死，引發機械性窒息與嚴重的脂質過氧化損傷 </w:t>
+      </w:r>
+      <w:r>
+        <w:rPr>
+          <w:rFonts w:ascii="Google Sans" w:cs="Google Sans" w:eastAsia="Google Sans" w:hAnsi="Google Sans"/>
+          <w:color w:val="1f1f1f"/>
+          <w:rtl w:val="0"/>
+        </w:rPr>
+      </w:r>
+      <w:r>
+        <w:rPr>
+          <w:rFonts w:ascii="Google Sans" w:cs="Google Sans" w:eastAsia="Google Sans" w:hAnsi="Google Sans"/>
+          <w:color w:val="1f1f1f"/>
+        </w:rPr>
+      </w:r>
+      <w:r>
+        <w:rPr>
+          <w:rFonts w:ascii="Google Sans" w:cs="Google Sans" w:eastAsia="Google Sans" w:hAnsi="Google Sans"/>
+          <w:color w:val="1f1f1f"/>
+          <w:rtl w:val="0"/>
+        </w:rPr>
       </w:r>
       <w:r>
         <w:rPr>
@@ -9169,15 +8928,13 @@
           <w:vertAlign w:val="superscript"/>
           <w:rtl w:val="0"/>
         </w:rPr>
-        <w:t xml:space="preserve">42</w:t>
-      </w:r>
-      <w:r>
-        <w:rPr>
-          <w:rFonts w:ascii="Google Sans" w:cs="Google Sans" w:eastAsia="Google Sans" w:hAnsi="Google Sans"/>
-          <w:color w:val="1f1f1f"/>
-          <w:rtl w:val="0"/>
-        </w:rPr>
-        <w:t>。｜[信心等級：高]</w:t>
+      </w:r>
+      <w:r>
+        <w:rPr>
+          <w:rFonts w:ascii="Google Sans" w:cs="Google Sans" w:eastAsia="Google Sans" w:hAnsi="Google Sans"/>
+          <w:color w:val="1f1f1f"/>
+          <w:rtl w:val="0"/>
+        </w:rPr>
       </w:r>
     </w:p>
     <w:p>
@@ -9205,107 +8962,40 @@
           <w:color w:val="1f1f1f"/>
           <w:rtl w:val="0"/>
         </w:rPr>
-        <w:t>[4A-12][水生植物根際之化學去毒機制]</w:t>
-      </w:r>
-      <w:r>
-        <w:rPr>
-          <w:rFonts w:ascii="Google Sans" w:cs="Google Sans" w:eastAsia="Google Sans" w:hAnsi="Google Sans"/>
-          <w:color w:val="1f1f1f"/>
-          <w:rtl w:val="0"/>
-        </w:rPr>
-        <w:t xml:space="preserve">：大嘴黑鱸偏好依附健康水生植物築巢，巧妙利用植物根際泌氧（Radial Oxygen Loss, ROL）效應形成的高 Eh 氧化圈，將底泥擴散之劇毒 </w:t>
-      </w:r>
-      <w:r>
-        <w:rPr>
-          <w:rFonts w:ascii="Google Sans" w:cs="Google Sans" w:eastAsia="Google Sans" w:hAnsi="Google Sans"/>
-          <w:color w:val="1f1f1f"/>
-        </w:rPr>
-        <w:drawing>
-          <wp:inline distB="19050" distT="19050" distL="19050" distR="19050">
-            <wp:extent cx="350639" cy="227442"/>
-            <wp:effectExtent b="0" l="0" r="0" t="0"/>
-            <wp:docPr id="22" name="image6.png"/>
-            <a:graphic>
-              <a:graphicData uri="http://schemas.openxmlformats.org/drawingml/2006/picture">
-                <pic:pic>
-                  <pic:nvPicPr>
-                    <pic:cNvPr id="0" name="image6.png"/>
-                    <pic:cNvPicPr preferRelativeResize="0"/>
-                  </pic:nvPicPr>
-                  <pic:blipFill>
-                    <a:blip r:embed="rId7"/>
-                    <a:srcRect b="0" l="0" r="0" t="0"/>
-                    <a:stretch>
-                      <a:fillRect/>
-                    </a:stretch>
-                  </pic:blipFill>
-                  <pic:spPr>
-                    <a:xfrm>
-                      <a:off x="0" y="0"/>
-                      <a:ext cx="350639" cy="227442"/>
-                    </a:xfrm>
-                    <a:prstGeom prst="rect"/>
-                    <a:ln/>
-                  </pic:spPr>
-                </pic:pic>
-              </a:graphicData>
-            </a:graphic>
-          </wp:inline>
-        </w:drawing>
-      </w:r>
-      <w:r>
-        <w:rPr>
-          <w:rFonts w:ascii="Google Sans" w:cs="Google Sans" w:eastAsia="Google Sans" w:hAnsi="Google Sans"/>
-          <w:color w:val="1f1f1f"/>
-          <w:rtl w:val="0"/>
-        </w:rPr>
-        <w:t xml:space="preserve"> 與可溶性 </w:t>
-      </w:r>
-      <w:r>
-        <w:rPr>
-          <w:rFonts w:ascii="Google Sans" w:cs="Google Sans" w:eastAsia="Google Sans" w:hAnsi="Google Sans"/>
-          <w:color w:val="1f1f1f"/>
-        </w:rPr>
-        <w:drawing>
-          <wp:inline distB="19050" distT="19050" distL="19050" distR="19050">
-            <wp:extent cx="404366" cy="231066"/>
-            <wp:effectExtent b="0" l="0" r="0" t="0"/>
-            <wp:docPr id="23" name="image4.png"/>
-            <a:graphic>
-              <a:graphicData uri="http://schemas.openxmlformats.org/drawingml/2006/picture">
-                <pic:pic>
-                  <pic:nvPicPr>
-                    <pic:cNvPr id="0" name="image4.png"/>
-                    <pic:cNvPicPr preferRelativeResize="0"/>
-                  </pic:nvPicPr>
-                  <pic:blipFill>
-                    <a:blip r:embed="rId9"/>
-                    <a:srcRect b="0" l="0" r="0" t="0"/>
-                    <a:stretch>
-                      <a:fillRect/>
-                    </a:stretch>
-                  </pic:blipFill>
-                  <pic:spPr>
-                    <a:xfrm>
-                      <a:off x="0" y="0"/>
-                      <a:ext cx="404366" cy="231066"/>
-                    </a:xfrm>
-                    <a:prstGeom prst="rect"/>
-                    <a:ln/>
-                  </pic:spPr>
-                </pic:pic>
-              </a:graphicData>
-            </a:graphic>
-          </wp:inline>
-        </w:drawing>
-      </w:r>
-      <w:r>
-        <w:rPr>
-          <w:rFonts w:ascii="Google Sans" w:cs="Google Sans" w:eastAsia="Google Sans" w:hAnsi="Google Sans"/>
-          <w:color w:val="1f1f1f"/>
-          <w:rtl w:val="0"/>
-        </w:rPr>
-        <w:t xml:space="preserve"> 迅速氧化為無毒硫酸鹽與固態鐵斑沉澱，結合腐植酸的重金屬螯合能力，為稚魚開闢免於化學毒害的生態庇護所 </w:t>
+        <w:t>V4A-12[水生植物根際之化學去毒機制]：大嘴黑鱸偏好依附健康水生植物築巢，巧妙利用植物根際泌氧（Radial Oxygen Loss, ROL）效應形成的高 Eh 氧化圈，將底泥擴散之劇毒  與可溶性  迅速氧化為無毒硫酸鹽與固態鐵斑沉澱，結合腐植酸的重金屬螯合能力，為稚魚開闢免於化學毒害的生態庇護所 46。｜[信心等級：中]</w:t>
+      </w:r>
+      <w:r>
+        <w:rPr>
+          <w:rFonts w:ascii="Google Sans" w:cs="Google Sans" w:eastAsia="Google Sans" w:hAnsi="Google Sans"/>
+          <w:color w:val="1f1f1f"/>
+          <w:rtl w:val="0"/>
+        </w:rPr>
+      </w:r>
+      <w:r>
+        <w:rPr>
+          <w:rFonts w:ascii="Google Sans" w:cs="Google Sans" w:eastAsia="Google Sans" w:hAnsi="Google Sans"/>
+          <w:color w:val="1f1f1f"/>
+        </w:rPr>
+      </w:r>
+      <w:r>
+        <w:rPr>
+          <w:rFonts w:ascii="Google Sans" w:cs="Google Sans" w:eastAsia="Google Sans" w:hAnsi="Google Sans"/>
+          <w:color w:val="1f1f1f"/>
+          <w:rtl w:val="0"/>
+        </w:rPr>
+      </w:r>
+      <w:r>
+        <w:rPr>
+          <w:rFonts w:ascii="Google Sans" w:cs="Google Sans" w:eastAsia="Google Sans" w:hAnsi="Google Sans"/>
+          <w:color w:val="1f1f1f"/>
+        </w:rPr>
+      </w:r>
+      <w:r>
+        <w:rPr>
+          <w:rFonts w:ascii="Google Sans" w:cs="Google Sans" w:eastAsia="Google Sans" w:hAnsi="Google Sans"/>
+          <w:color w:val="1f1f1f"/>
+          <w:rtl w:val="0"/>
+        </w:rPr>
       </w:r>
       <w:r>
         <w:rPr>
@@ -9316,15 +9006,13 @@
           <w:vertAlign w:val="superscript"/>
           <w:rtl w:val="0"/>
         </w:rPr>
-        <w:t xml:space="preserve">46</w:t>
-      </w:r>
-      <w:r>
-        <w:rPr>
-          <w:rFonts w:ascii="Google Sans" w:cs="Google Sans" w:eastAsia="Google Sans" w:hAnsi="Google Sans"/>
-          <w:color w:val="1f1f1f"/>
-          <w:rtl w:val="0"/>
-        </w:rPr>
-        <w:t>。｜[信心等級：中]</w:t>
+      </w:r>
+      <w:r>
+        <w:rPr>
+          <w:rFonts w:ascii="Google Sans" w:cs="Google Sans" w:eastAsia="Google Sans" w:hAnsi="Google Sans"/>
+          <w:color w:val="1f1f1f"/>
+          <w:rtl w:val="0"/>
+        </w:rPr>
       </w:r>
     </w:p>
     <w:p>
@@ -9345,7 +9033,12 @@
         <w:ind w:left="570" w:hanging="360"/>
       </w:pPr>
       <w:r>
-        <w:t>[4A-13][枯死水草替代基底卵附著特性]：大嘴黑鱸受精卵附著於枯死水草（菹草、水蘊草等）替代基底時，因莖葉表皮降解及生物膜滑移效應，有效抗剪應力估算為 1,200–1,500 dyne/cm²，較砂礫硬底質（3,000 dyne/cm²）衰減 50–60%（基於枯死植物表皮降解與生物膜滑移理論之推測）。實測中位數卵密度約 8.20 卵/cm²（中位數巢穴卵數 15,000 粒 / 有效附著面積約 1,829 cm²，依 Robinson (2017) 反推）；卵密度超過 10–12 卵/cm² 時，內層魚卵因物理性堆疊導致 Fick's Law 擴散通量崩潰，結合枯死水草持續耗氧腐敗，估算孵化率折損超過 50%（基於 Fick's Law 物理阻斷理論之推測）。｜[信心等級：低]</w:t>
+        <w:t>V4A-13[枯死水草替代基底卵附著特性]：大嘴黑鱸受精卵附著於枯死水草（菹草、水蘊草等）替代基底時，因莖葉表皮降解及生物膜滑移效應，有效抗剪應力估算為 1,200–1,500 dyne/cm²，較砂礫硬底質（3,000 dyne/cm²）衰減 50–60%（基於枯死植物表皮降解與生物膜滑移理論之推測）。實測中位數卵密度約 8.20 卵/cm²（中位數巢穴卵數 15,000 粒 / 有效附著面積約 1,829 cm²，依 Robinson (2017) 反推）；卵密度超過 10–12 卵/cm² 時，內層魚卵因物理性堆疊導致 Fick's Law 擴散通量崩潰，結合枯死水草持續耗氧腐敗，估算孵化率折損超過 50%（基於 Fick's Law 物理阻斷理論之推測）。｜[信心等級：低]</w:t>
+      </w:r>
+    </w:p>
+    <w:p>
+      <w:r>
+        <w:t>V4A-14[Zone-B 繁衍窗口超前與底泥 Eh 首觸提前]：Zone-B（桃竹苗，林口台地）春季 22°C 激活閾值較 Zone-A（台北/宜蘭）提前 12–18 天達到（引用 B0-21）。因此 Zone-B 水體（水體 1 北部野生埤塘、水體 3 北部管理池）的繁衍周期啟動窗口相應提前 2 週左右（估算值，中等信心）。同時，Zone-B 底泥 Eh &lt; 0 mV 首觸時機為 5 月下旬（較 Zone-A 6 月中旬提前 3–4 週，引用 B0-22），意指 Zone-B 的 Fe²⁺ 毒性風險對孵化期稚魚的威脅時間窗口在春末即已啟動，護巢雄魚須於 Zone-B 更早開始應對底泥缺氧壓力。。[信心等級：中]。[來源：0D1 B0-21；B0-22；1A-13]</w:t>
       </w:r>
     </w:p>
     <w:p>
@@ -9780,6 +9473,23 @@
       </w:r>
     </w:p>
     <w:p>
+      <w:r>
+        <w:t xml:space="preserve">[Zone-B 繁衍窗口超前與 Eh 風險前移]：(a) 參數類型：Zone-B 繁衍時間軸修正參數；(b) Zone-B 22°C 激活閾值提前 12–18 天（B0-21）→ 繁衍啟動窗口整體前移約 2 週；Zone-B Eh &lt; 0 mV 首觸 = 5 月下旬（B0-22，較 Zone-A 提前 3–4 週）→ Fe²⁺/H₂S 毒性威脅前置；(c) 適用模型：下游 4B 在 Zone-B 水體（水體 1、水體 3）的護巢防禦成功率估算須採用提前 2 週的時間軸；(d) 引用標籤：4A-14；B0-21；B0-22</w:t>
+      </w:r>
+    </w:p>
+    <w:p>
+      <w:r>
+        <w:rPr/>
+        <w:t xml:space="preserve">[廢棄巢穴 H₂S 三維死亡區半徑]（SUP-B 補充）：(a) 參數類型：繁衍後期化學毒理空間化參數；(b) 廢棄巢穴 H₂S 半球體擴散死亡區半徑 r = 1.6–2.3 m（依 VSUP-B08 三維擴散模型計算）；週邊護巢雄魚若在廢棄巢穴 r ≤ 1.6–2.3 m 內，皮質醇急升並觸發逃脫反應；多廢棄巢穴密集時，骨牌效應可使可用硬底護巢面積非線性崩潰（VSUP-B09）；(c) 適用模型：4B 護巢空間競爭模型中廢棄巢穴的化學排他效應計算；(d) 引用編號：VSUP-B08、VSUP-B09</w:t>
+      </w:r>
+    </w:p>
+    <w:p>
+      <w:r>
+        <w:rPr/>
+        <w:t xml:space="preserve">[CDOM 緩衝矛盾：化學竊聽效應南北非對稱]（SUP-B 補充）：(a) 參數類型：繁衍生態化學參數；(b) 北部極育土水體 pH 4.5–5.5，警報物質（H3NO/Schreckstoff）半衰期數分鐘，有效半徑 &lt; 0.5 m（VSUP-B01）；南部腐植酸水體 CDOM 屏蔽光降解（半衰期延長 2–4 倍，VSUP-B03）並形成低峰值長留存「恐懼熱點」；護巢防禦化學警報系統在北部幾乎失效，個體強制依賴側線/視覺偵測入侵者（VSUP-B10）；(c) 適用模型：4B 護巢防禦警報半徑的南北水體非對稱修正；(d) 引用編號：VSUP-B01、VSUP-B02、VSUP-B03、VSUP-B10</w:t>
+      </w:r>
+    </w:p>
+    <w:p>
       <w:pPr>
         <w:pStyle w:val="Heading4"/>
         <w:pBdr>
@@ -9825,7 +9535,7 @@
           <w:szCs w:val="24"/>
           <w:rtl w:val="0"/>
         </w:rPr>
-        <w:t xml:space="preserve">0D_基底資料矩陣與極端事件整合.docx</w:t>
+        <w:t>0D1_基底資料矩陣與極端事件整合（Zone-B 補充版）.docx</w:t>
       </w:r>
     </w:p>
     <w:p>

--- a/4A_繁衍地球化學與水文干擾.docx
+++ b/4A_繁衍地球化學與水文干擾.docx
@@ -11529,14 +11529,14 @@
       <w:pPr/>
       <w:r>
         <w:rPr/>
-        <w:t xml:space="preserve">OA4A-01｜不確定性原因：台灣本土大嘴黑鱸繁殖期巢穴微環境流速實測數據缺乏，6.0 cm/s 臨界閾值源自北美文獻；保守假設值：台灣淺層水庫/農塘風生表層流速在颱風過後可達 8–12 cm/s（超臨界），以此推算巢穴毀損率 &gt; 60%；對下游卷（4B）潛在影響：高流速會強制縮短護巢防禦持續時間，4B 的護巢攻擊模型應以「颱風後棄巢」作為突發事件邊界條件。</w:t>
+        <w:t>OA4A-01｜不確定性原因：台灣本土大嘴黑鱸繁殖期巢穴微環境流速實測數據缺乏，6.0 cm/s 臨界閾值源自北美文獻；保守假設值：台灣淺層水庫/南部野生埤塘（灌溉埤塘型）風生表層流速在颱風過後可達 8–12 cm/s（超臨界），以此推算巢穴毀損率 &gt; 60%；對下游卷（4B）潛在影響：高流速會強制縮短護巢防禦持續時間，4B 的護巢攻擊模型應以「颱風後棄巢」作為突發事件邊界條件。</w:t>
       </w:r>
     </w:p>
     <w:p>
       <w:pPr/>
       <w:r>
         <w:rPr/>
-        <w:t xml:space="preserve">OA4A-02｜不確定性原因：H₂S 與 Fe²⁺ 毒理閾值引用自非台灣本土魚種（如鯰魚、虹鱒）的 LC50 數據，M. salmoides 在亞熱帶高溫條件下的敏感性可能更高；保守假設值：維持引用值 H₂S LC50 0.0297 mg/L / Fe²⁺ LC50 28 mg/L，但標示南部夏季底質每日釋放量可能已超過此閾值；對下游卷（4B）潛在影響：若實際敏感性更高，4B 中南部農塘的容載量（K 值）估算可能被高估。</w:t>
+        <w:t>OA4A-02｜不確定性原因：H₂S 與 Fe²⁺ 毒理閾值引用自非台灣本土魚種（如鯰魚、虹鱒）的 LC50 數據，M. salmoides 在亞熱帶高溫條件下的敏感性可能更高；保守假設值：維持引用值 H₂S LC50 0.0297 mg/L / Fe²⁺ LC50 28 mg/L，但標示南部夏季底質每日釋放量可能已超過此閾值；對下游卷（4B）潛在影響：若實際敏感性更高，4B 南部野生埤塘（灌溉埤塘型）的容載量（K 值）估算可能被高估。</w:t>
       </w:r>
     </w:p>
     <w:p>
